--- a/docs/GWAS_pipeline_workflow.docx
+++ b/docs/GWAS_pipeline_workflow.docx
@@ -2249,7 +2249,7 @@
       <w:r>
         <w:drawing>
           <wp:inline distT="0" distB="0" distL="0" distR="0">
-            <wp:extent cx="5943600" cy="7019925"/>
+            <wp:extent cx="5619750" cy="7048500"/>
             <wp:effectExtent t="0" r="0" b="0" l="0"/>
             <wp:docPr id="1" name="" descr="" title=""/>
             <wp:cNvGraphicFramePr>
@@ -2274,7 +2274,7 @@
                   <pic:spPr bwMode="auto">
                     <a:xfrm>
                       <a:off x="0" y="0"/>
-                      <a:ext cx="5943600" cy="7019925"/>
+                      <a:ext cx="5619750" cy="7048500"/>
                     </a:xfrm>
                     <a:prstGeom prst="rect">
                       <a:avLst/>
@@ -2309,7 +2309,7 @@
         <w:spacing w:after="80" w:before="200"/>
       </w:pPr>
       <w:r>
-        <w:t xml:space="preserve">How the strongest variant is chosen</w:t>
+        <w:t xml:space="preserve">How hits in LD are resolved: conditional testing</w:t>
       </w:r>
     </w:p>
     <w:p>
@@ -2322,7 +2322,7 @@
         <w:spacing w:after="60"/>
       </w:pPr>
       <w:r>
-        <w:t xml:space="preserve">Hits are ordered custom list first, then the default known loci, then GWAS hits by p-value.</w:t>
+        <w:t xml:space="preserve">Hits are ordered GWAS hits by p-value first, then the custom list, then the default known loci.</w:t>
       </w:r>
     </w:p>
     <w:p>
@@ -2335,7 +2335,7 @@
         <w:spacing w:after="60"/>
       </w:pPr>
       <w:r>
-        <w:t xml:space="preserve">Walking down that order, a hit is dropped when its r2 with an already-kept hit on the same chromosome exceeds gxg_max_pair_r2 (0.2). The kept hit is recorded as its proxy in hits_pruned.tsv.</w:t>
+        <w:t xml:space="preserve">Walking down that order, a hit whose r2 with an already-kept hit on the same chromosome exceeds gxg_max_pair_r2 (0.2) is not dropped. It is tested conditional on all its kept LD partners in the pooled cohort (y ~ hit + partners + covariates + stratum, likelihood-ratio test).</w:t>
       </w:r>
     </w:p>
     <w:p>
@@ -2348,7 +2348,7 @@
         <w:spacing w:after="60"/>
       </w:pPr>
       <w:r>
-        <w:t xml:space="preserve">Proximity alone never drops a variant: two nearby independent signals both stay, they are just not tested against each other (same-chromosome pairs under gxg_min_distance_kb are skipped).</w:t>
+        <w:t xml:space="preserve">If its conditional p-value is below gxg_cond_p_threshold (1e-4) it is kept as an independent signal; otherwise it is recorded as explained by its proxy. hits_pruned.tsv lists status, proxy, r2 and conditional p for every hit.</w:t>
       </w:r>
     </w:p>
     <w:p>
@@ -2361,7 +2361,20 @@
         <w:spacing w:after="60"/>
       </w:pPr>
       <w:r>
-        <w:t xml:space="preserve">gxg_prune_mode = pair restores the earlier behaviour (keep all hits, skip LD pairs).</w:t>
+        <w:t xml:space="preserve">This is an individual-level stepwise conditional and joint analysis, the analysis GCTA-COJO approximates from summary statistics and reference LD. It runs on the hit list, not genome-wide.</w:t>
+      </w:r>
+    </w:p>
+    <w:p>
+      <w:pPr>
+        <w:pStyle w:val="ListParagraph"/>
+        <w:numPr>
+          <w:ilvl w:val="0"/>
+          <w:numId w:val="2"/>
+        </w:numPr>
+        <w:spacing w:after="60"/>
+      </w:pPr>
+      <w:r>
+        <w:t xml:space="preserve">Proximity alone never drops a variant: nearby independent signals both stay, they are just not paired with each other. gxg_prune_mode = variant keeps only the strongest per cluster; pair keeps everything and skips LD pairs.</w:t>
       </w:r>
     </w:p>
     <w:p>
@@ -3496,7 +3509,7 @@
                 <w:sz w:val="17"/>
                 <w:szCs w:val="17"/>
               </w:rPr>
-              <w:t xml:space="preserve">Pair filtering</w:t>
+              <w:t xml:space="preserve">LD-correlated hits</w:t>
             </w:r>
           </w:p>
         </w:tc>
@@ -3525,7 +3538,7 @@
                 <w:sz w:val="17"/>
                 <w:szCs w:val="17"/>
               </w:rPr>
-              <w:t xml:space="preserve">gxg_prune_mode, gxg_max_pair_r2, gxg_min_distance_kb</w:t>
+              <w:t xml:space="preserve">gxg_prune_mode, gxg_cond_p_threshold, gxg_max_pair_r2, gxg_min_distance_kb</w:t>
             </w:r>
           </w:p>
         </w:tc>
@@ -3554,7 +3567,7 @@
                 <w:sz w:val="17"/>
                 <w:szCs w:val="17"/>
               </w:rPr>
-              <w:t xml:space="preserve">GXG_PRUNE_MODE</w:t>
+              <w:t xml:space="preserve">GXG_PRUNE_MODE, GXG_COND_P</w:t>
             </w:r>
           </w:p>
         </w:tc>
@@ -3583,7 +3596,7 @@
                 <w:sz w:val="17"/>
                 <w:szCs w:val="17"/>
               </w:rPr>
-              <w:t xml:space="preserve">variant = keep strongest per LD cluster</w:t>
+              <w:t xml:space="preserve">conditional (default): tested conditional on kept hits, kept if cond P &lt; 1e-4; GWAS &gt; custom &gt; known</w:t>
             </w:r>
           </w:p>
         </w:tc>

--- a/docs/GWAS_pipeline_workflow.docx
+++ b/docs/GWAS_pipeline_workflow.docx
@@ -45,6 +45,1357 @@
         <w:spacing w:after="120" w:before="240"/>
       </w:pPr>
       <w:r>
+        <w:t xml:space="preserve">0. Inputs: what the pipeline expects at the start</w:t>
+      </w:r>
+    </w:p>
+    <w:tbl>
+      <w:tblPr>
+        <w:tblW w:type="dxa" w:w="9360"/>
+        <w:tblBorders>
+          <w:top w:val="single" w:color="auto" w:sz="4"/>
+          <w:left w:val="single" w:color="auto" w:sz="4"/>
+          <w:bottom w:val="single" w:color="auto" w:sz="4"/>
+          <w:right w:val="single" w:color="auto" w:sz="4"/>
+          <w:insideH w:val="single" w:color="auto" w:sz="4"/>
+          <w:insideV w:val="single" w:color="auto" w:sz="4"/>
+        </w:tblBorders>
+      </w:tblPr>
+      <w:tblGrid>
+        <w:gridCol w:w="1500"/>
+        <w:gridCol w:w="2000"/>
+        <w:gridCol w:w="3260"/>
+        <w:gridCol w:w="2600"/>
+      </w:tblGrid>
+      <w:tr>
+        <w:trPr>
+          <w:tblHeader/>
+        </w:trPr>
+        <w:tc>
+          <w:tcPr>
+            <w:tcW w:type="dxa" w:w="1500"/>
+            <w:tcBorders>
+              <w:top w:val="single" w:color="BBBBBB" w:sz="4"/>
+              <w:left w:val="single" w:color="BBBBBB" w:sz="4"/>
+              <w:bottom w:val="single" w:color="BBBBBB" w:sz="4"/>
+              <w:right w:val="single" w:color="BBBBBB" w:sz="4"/>
+            </w:tcBorders>
+            <w:shd w:fill="E7EEF5" w:color="auto" w:val="clear"/>
+            <w:tcMar>
+              <w:top w:type="dxa" w:w="60"/>
+              <w:left w:type="dxa" w:w="90"/>
+              <w:bottom w:type="dxa" w:w="60"/>
+              <w:right w:type="dxa" w:w="90"/>
+            </w:tcMar>
+          </w:tcPr>
+          <w:p>
+            <w:r>
+              <w:rPr>
+                <w:rFonts w:ascii="Calibri" w:cs="Calibri" w:eastAsia="Calibri" w:hAnsi="Calibri"/>
+                <w:b/>
+                <w:bCs/>
+                <w:sz w:val="17"/>
+                <w:szCs w:val="17"/>
+              </w:rPr>
+              <w:t xml:space="preserve">Input</w:t>
+            </w:r>
+          </w:p>
+        </w:tc>
+        <w:tc>
+          <w:tcPr>
+            <w:tcW w:type="dxa" w:w="2000"/>
+            <w:tcBorders>
+              <w:top w:val="single" w:color="BBBBBB" w:sz="4"/>
+              <w:left w:val="single" w:color="BBBBBB" w:sz="4"/>
+              <w:bottom w:val="single" w:color="BBBBBB" w:sz="4"/>
+              <w:right w:val="single" w:color="BBBBBB" w:sz="4"/>
+            </w:tcBorders>
+            <w:shd w:fill="E7EEF5" w:color="auto" w:val="clear"/>
+            <w:tcMar>
+              <w:top w:type="dxa" w:w="60"/>
+              <w:left w:type="dxa" w:w="90"/>
+              <w:bottom w:type="dxa" w:w="60"/>
+              <w:right w:type="dxa" w:w="90"/>
+            </w:tcMar>
+          </w:tcPr>
+          <w:p>
+            <w:r>
+              <w:rPr>
+                <w:rFonts w:ascii="Calibri" w:cs="Calibri" w:eastAsia="Calibri" w:hAnsi="Calibri"/>
+                <w:b/>
+                <w:bCs/>
+                <w:sz w:val="17"/>
+                <w:szCs w:val="17"/>
+              </w:rPr>
+              <w:t xml:space="preserve">Param</w:t>
+            </w:r>
+          </w:p>
+        </w:tc>
+        <w:tc>
+          <w:tcPr>
+            <w:tcW w:type="dxa" w:w="3260"/>
+            <w:tcBorders>
+              <w:top w:val="single" w:color="BBBBBB" w:sz="4"/>
+              <w:left w:val="single" w:color="BBBBBB" w:sz="4"/>
+              <w:bottom w:val="single" w:color="BBBBBB" w:sz="4"/>
+              <w:right w:val="single" w:color="BBBBBB" w:sz="4"/>
+            </w:tcBorders>
+            <w:shd w:fill="E7EEF5" w:color="auto" w:val="clear"/>
+            <w:tcMar>
+              <w:top w:type="dxa" w:w="60"/>
+              <w:left w:type="dxa" w:w="90"/>
+              <w:bottom w:type="dxa" w:w="60"/>
+              <w:right w:type="dxa" w:w="90"/>
+            </w:tcMar>
+          </w:tcPr>
+          <w:p>
+            <w:r>
+              <w:rPr>
+                <w:rFonts w:ascii="Calibri" w:cs="Calibri" w:eastAsia="Calibri" w:hAnsi="Calibri"/>
+                <w:b/>
+                <w:bCs/>
+                <w:sz w:val="17"/>
+                <w:szCs w:val="17"/>
+              </w:rPr>
+              <w:t xml:space="preserve">Format</w:t>
+            </w:r>
+          </w:p>
+        </w:tc>
+        <w:tc>
+          <w:tcPr>
+            <w:tcW w:type="dxa" w:w="2600"/>
+            <w:tcBorders>
+              <w:top w:val="single" w:color="BBBBBB" w:sz="4"/>
+              <w:left w:val="single" w:color="BBBBBB" w:sz="4"/>
+              <w:bottom w:val="single" w:color="BBBBBB" w:sz="4"/>
+              <w:right w:val="single" w:color="BBBBBB" w:sz="4"/>
+            </w:tcBorders>
+            <w:shd w:fill="E7EEF5" w:color="auto" w:val="clear"/>
+            <w:tcMar>
+              <w:top w:type="dxa" w:w="60"/>
+              <w:left w:type="dxa" w:w="90"/>
+              <w:bottom w:type="dxa" w:w="60"/>
+              <w:right w:type="dxa" w:w="90"/>
+            </w:tcMar>
+          </w:tcPr>
+          <w:p>
+            <w:r>
+              <w:rPr>
+                <w:rFonts w:ascii="Calibri" w:cs="Calibri" w:eastAsia="Calibri" w:hAnsi="Calibri"/>
+                <w:b/>
+                <w:bCs/>
+                <w:sz w:val="17"/>
+                <w:szCs w:val="17"/>
+              </w:rPr>
+              <w:t xml:space="preserve">Notes</w:t>
+            </w:r>
+          </w:p>
+        </w:tc>
+      </w:tr>
+      <w:tr>
+        <w:tc>
+          <w:tcPr>
+            <w:tcW w:type="dxa" w:w="1500"/>
+            <w:tcBorders>
+              <w:top w:val="single" w:color="BBBBBB" w:sz="4"/>
+              <w:left w:val="single" w:color="BBBBBB" w:sz="4"/>
+              <w:bottom w:val="single" w:color="BBBBBB" w:sz="4"/>
+              <w:right w:val="single" w:color="BBBBBB" w:sz="4"/>
+            </w:tcBorders>
+            <w:tcMar>
+              <w:top w:type="dxa" w:w="60"/>
+              <w:left w:type="dxa" w:w="90"/>
+              <w:bottom w:type="dxa" w:w="60"/>
+              <w:right w:type="dxa" w:w="90"/>
+            </w:tcMar>
+          </w:tcPr>
+          <w:p>
+            <w:r>
+              <w:rPr>
+                <w:rFonts w:ascii="Calibri" w:cs="Calibri" w:eastAsia="Calibri" w:hAnsi="Calibri"/>
+                <w:b w:val="false"/>
+                <w:bCs w:val="false"/>
+                <w:sz w:val="17"/>
+                <w:szCs w:val="17"/>
+              </w:rPr>
+              <w:t xml:space="preserve">Samplesheet</w:t>
+            </w:r>
+          </w:p>
+        </w:tc>
+        <w:tc>
+          <w:tcPr>
+            <w:tcW w:type="dxa" w:w="2000"/>
+            <w:tcBorders>
+              <w:top w:val="single" w:color="BBBBBB" w:sz="4"/>
+              <w:left w:val="single" w:color="BBBBBB" w:sz="4"/>
+              <w:bottom w:val="single" w:color="BBBBBB" w:sz="4"/>
+              <w:right w:val="single" w:color="BBBBBB" w:sz="4"/>
+            </w:tcBorders>
+            <w:tcMar>
+              <w:top w:type="dxa" w:w="60"/>
+              <w:left w:type="dxa" w:w="90"/>
+              <w:bottom w:type="dxa" w:w="60"/>
+              <w:right w:type="dxa" w:w="90"/>
+            </w:tcMar>
+          </w:tcPr>
+          <w:p>
+            <w:r>
+              <w:rPr>
+                <w:rFonts w:ascii="Calibri" w:cs="Calibri" w:eastAsia="Calibri" w:hAnsi="Calibri"/>
+                <w:b w:val="false"/>
+                <w:bCs w:val="false"/>
+                <w:sz w:val="17"/>
+                <w:szCs w:val="17"/>
+              </w:rPr>
+              <w:t xml:space="preserve">input</w:t>
+            </w:r>
+          </w:p>
+        </w:tc>
+        <w:tc>
+          <w:tcPr>
+            <w:tcW w:type="dxa" w:w="3260"/>
+            <w:tcBorders>
+              <w:top w:val="single" w:color="BBBBBB" w:sz="4"/>
+              <w:left w:val="single" w:color="BBBBBB" w:sz="4"/>
+              <w:bottom w:val="single" w:color="BBBBBB" w:sz="4"/>
+              <w:right w:val="single" w:color="BBBBBB" w:sz="4"/>
+            </w:tcBorders>
+            <w:tcMar>
+              <w:top w:type="dxa" w:w="60"/>
+              <w:left w:type="dxa" w:w="90"/>
+              <w:bottom w:type="dxa" w:w="60"/>
+              <w:right w:type="dxa" w:w="90"/>
+            </w:tcMar>
+          </w:tcPr>
+          <w:p>
+            <w:r>
+              <w:rPr>
+                <w:rFonts w:ascii="Calibri" w:cs="Calibri" w:eastAsia="Calibri" w:hAnsi="Calibri"/>
+                <w:b w:val="false"/>
+                <w:bCs w:val="false"/>
+                <w:sz w:val="17"/>
+                <w:szCs w:val="17"/>
+              </w:rPr>
+              <w:t xml:space="preserve">CSV with header. Required column sample_id (one row per genotype set), plus ONE of bed,bim,fam / pgen,pvar,psam / bgen,sample[,bgi] / vcf[,vcf_index]; optional cohort</w:t>
+            </w:r>
+          </w:p>
+        </w:tc>
+        <w:tc>
+          <w:tcPr>
+            <w:tcW w:type="dxa" w:w="2600"/>
+            <w:tcBorders>
+              <w:top w:val="single" w:color="BBBBBB" w:sz="4"/>
+              <w:left w:val="single" w:color="BBBBBB" w:sz="4"/>
+              <w:bottom w:val="single" w:color="BBBBBB" w:sz="4"/>
+              <w:right w:val="single" w:color="BBBBBB" w:sz="4"/>
+            </w:tcBorders>
+            <w:tcMar>
+              <w:top w:type="dxa" w:w="60"/>
+              <w:left w:type="dxa" w:w="90"/>
+              <w:bottom w:type="dxa" w:w="60"/>
+              <w:right w:type="dxa" w:w="90"/>
+            </w:tcMar>
+          </w:tcPr>
+          <w:p>
+            <w:r>
+              <w:rPr>
+                <w:rFonts w:ascii="Calibri" w:cs="Calibri" w:eastAsia="Calibri" w:hAnsi="Calibri"/>
+                <w:b w:val="false"/>
+                <w:bCs w:val="false"/>
+                <w:sz w:val="17"/>
+                <w:szCs w:val="17"/>
+              </w:rPr>
+              <w:t xml:space="preserve">Validated by bin/check_samplesheet.py; non-PLINK1 sets are converted in QC</w:t>
+            </w:r>
+          </w:p>
+        </w:tc>
+      </w:tr>
+      <w:tr>
+        <w:tc>
+          <w:tcPr>
+            <w:tcW w:type="dxa" w:w="1500"/>
+            <w:tcBorders>
+              <w:top w:val="single" w:color="BBBBBB" w:sz="4"/>
+              <w:left w:val="single" w:color="BBBBBB" w:sz="4"/>
+              <w:bottom w:val="single" w:color="BBBBBB" w:sz="4"/>
+              <w:right w:val="single" w:color="BBBBBB" w:sz="4"/>
+            </w:tcBorders>
+            <w:tcMar>
+              <w:top w:type="dxa" w:w="60"/>
+              <w:left w:type="dxa" w:w="90"/>
+              <w:bottom w:type="dxa" w:w="60"/>
+              <w:right w:type="dxa" w:w="90"/>
+            </w:tcMar>
+          </w:tcPr>
+          <w:p>
+            <w:r>
+              <w:rPr>
+                <w:rFonts w:ascii="Calibri" w:cs="Calibri" w:eastAsia="Calibri" w:hAnsi="Calibri"/>
+                <w:b w:val="false"/>
+                <w:bCs w:val="false"/>
+                <w:sz w:val="17"/>
+                <w:szCs w:val="17"/>
+              </w:rPr>
+              <w:t xml:space="preserve">Phenotype file</w:t>
+            </w:r>
+          </w:p>
+        </w:tc>
+        <w:tc>
+          <w:tcPr>
+            <w:tcW w:type="dxa" w:w="2000"/>
+            <w:tcBorders>
+              <w:top w:val="single" w:color="BBBBBB" w:sz="4"/>
+              <w:left w:val="single" w:color="BBBBBB" w:sz="4"/>
+              <w:bottom w:val="single" w:color="BBBBBB" w:sz="4"/>
+              <w:right w:val="single" w:color="BBBBBB" w:sz="4"/>
+            </w:tcBorders>
+            <w:tcMar>
+              <w:top w:type="dxa" w:w="60"/>
+              <w:left w:type="dxa" w:w="90"/>
+              <w:bottom w:type="dxa" w:w="60"/>
+              <w:right w:type="dxa" w:w="90"/>
+            </w:tcMar>
+          </w:tcPr>
+          <w:p>
+            <w:r>
+              <w:rPr>
+                <w:rFonts w:ascii="Calibri" w:cs="Calibri" w:eastAsia="Calibri" w:hAnsi="Calibri"/>
+                <w:b w:val="false"/>
+                <w:bCs w:val="false"/>
+                <w:sz w:val="17"/>
+                <w:szCs w:val="17"/>
+              </w:rPr>
+              <w:t xml:space="preserve">phenotype_file</w:t>
+            </w:r>
+          </w:p>
+        </w:tc>
+        <w:tc>
+          <w:tcPr>
+            <w:tcW w:type="dxa" w:w="3260"/>
+            <w:tcBorders>
+              <w:top w:val="single" w:color="BBBBBB" w:sz="4"/>
+              <w:left w:val="single" w:color="BBBBBB" w:sz="4"/>
+              <w:bottom w:val="single" w:color="BBBBBB" w:sz="4"/>
+              <w:right w:val="single" w:color="BBBBBB" w:sz="4"/>
+            </w:tcBorders>
+            <w:tcMar>
+              <w:top w:type="dxa" w:w="60"/>
+              <w:left w:type="dxa" w:w="90"/>
+              <w:bottom w:type="dxa" w:w="60"/>
+              <w:right w:type="dxa" w:w="90"/>
+            </w:tcMar>
+          </w:tcPr>
+          <w:p>
+            <w:r>
+              <w:rPr>
+                <w:rFonts w:ascii="Calibri" w:cs="Calibri" w:eastAsia="Calibri" w:hAnsi="Calibri"/>
+                <w:b w:val="false"/>
+                <w:bCs w:val="false"/>
+                <w:sz w:val="17"/>
+                <w:szCs w:val="17"/>
+              </w:rPr>
+              <w:t xml:space="preserve">TSV with header. FID and IID must be the first two columns (REGENIE, SAIGE, SPA-Cox require it; the R scripts accept IID or sample_id). IID must match the genotype sample IDs</w:t>
+            </w:r>
+          </w:p>
+        </w:tc>
+        <w:tc>
+          <w:tcPr>
+            <w:tcW w:type="dxa" w:w="2600"/>
+            <w:tcBorders>
+              <w:top w:val="single" w:color="BBBBBB" w:sz="4"/>
+              <w:left w:val="single" w:color="BBBBBB" w:sz="4"/>
+              <w:bottom w:val="single" w:color="BBBBBB" w:sz="4"/>
+              <w:right w:val="single" w:color="BBBBBB" w:sz="4"/>
+            </w:tcBorders>
+            <w:tcMar>
+              <w:top w:type="dxa" w:w="60"/>
+              <w:left w:type="dxa" w:w="90"/>
+              <w:bottom w:type="dxa" w:w="60"/>
+              <w:right w:type="dxa" w:w="90"/>
+            </w:tcMar>
+          </w:tcPr>
+          <w:p>
+            <w:r>
+              <w:rPr>
+                <w:rFonts w:ascii="Calibri" w:cs="Calibri" w:eastAsia="Calibri" w:hAnsi="Calibri"/>
+                <w:b w:val="false"/>
+                <w:bCs w:val="false"/>
+                <w:sz w:val="17"/>
+                <w:szCs w:val="17"/>
+              </w:rPr>
+              <w:t xml:space="preserve">Nothing is inferred from the file</w:t>
+            </w:r>
+          </w:p>
+        </w:tc>
+      </w:tr>
+      <w:tr>
+        <w:tc>
+          <w:tcPr>
+            <w:tcW w:type="dxa" w:w="1500"/>
+            <w:tcBorders>
+              <w:top w:val="single" w:color="BBBBBB" w:sz="4"/>
+              <w:left w:val="single" w:color="BBBBBB" w:sz="4"/>
+              <w:bottom w:val="single" w:color="BBBBBB" w:sz="4"/>
+              <w:right w:val="single" w:color="BBBBBB" w:sz="4"/>
+            </w:tcBorders>
+            <w:tcMar>
+              <w:top w:type="dxa" w:w="60"/>
+              <w:left w:type="dxa" w:w="90"/>
+              <w:bottom w:type="dxa" w:w="60"/>
+              <w:right w:type="dxa" w:w="90"/>
+            </w:tcMar>
+          </w:tcPr>
+          <w:p>
+            <w:r>
+              <w:rPr>
+                <w:rFonts w:ascii="Calibri" w:cs="Calibri" w:eastAsia="Calibri" w:hAnsi="Calibri"/>
+                <w:b w:val="false"/>
+                <w:bCs w:val="false"/>
+                <w:sz w:val="17"/>
+                <w:szCs w:val="17"/>
+              </w:rPr>
+              <w:t xml:space="preserve">Traits</w:t>
+            </w:r>
+          </w:p>
+        </w:tc>
+        <w:tc>
+          <w:tcPr>
+            <w:tcW w:type="dxa" w:w="2000"/>
+            <w:tcBorders>
+              <w:top w:val="single" w:color="BBBBBB" w:sz="4"/>
+              <w:left w:val="single" w:color="BBBBBB" w:sz="4"/>
+              <w:bottom w:val="single" w:color="BBBBBB" w:sz="4"/>
+              <w:right w:val="single" w:color="BBBBBB" w:sz="4"/>
+            </w:tcBorders>
+            <w:tcMar>
+              <w:top w:type="dxa" w:w="60"/>
+              <w:left w:type="dxa" w:w="90"/>
+              <w:bottom w:type="dxa" w:w="60"/>
+              <w:right w:type="dxa" w:w="90"/>
+            </w:tcMar>
+          </w:tcPr>
+          <w:p>
+            <w:r>
+              <w:rPr>
+                <w:rFonts w:ascii="Calibri" w:cs="Calibri" w:eastAsia="Calibri" w:hAnsi="Calibri"/>
+                <w:b w:val="false"/>
+                <w:bCs w:val="false"/>
+                <w:sz w:val="17"/>
+                <w:szCs w:val="17"/>
+              </w:rPr>
+              <w:t xml:space="preserve">phenotype_cols</w:t>
+            </w:r>
+          </w:p>
+        </w:tc>
+        <w:tc>
+          <w:tcPr>
+            <w:tcW w:type="dxa" w:w="3260"/>
+            <w:tcBorders>
+              <w:top w:val="single" w:color="BBBBBB" w:sz="4"/>
+              <w:left w:val="single" w:color="BBBBBB" w:sz="4"/>
+              <w:bottom w:val="single" w:color="BBBBBB" w:sz="4"/>
+              <w:right w:val="single" w:color="BBBBBB" w:sz="4"/>
+            </w:tcBorders>
+            <w:tcMar>
+              <w:top w:type="dxa" w:w="60"/>
+              <w:left w:type="dxa" w:w="90"/>
+              <w:bottom w:type="dxa" w:w="60"/>
+              <w:right w:type="dxa" w:w="90"/>
+            </w:tcMar>
+          </w:tcPr>
+          <w:p>
+            <w:r>
+              <w:rPr>
+                <w:rFonts w:ascii="Calibri" w:cs="Calibri" w:eastAsia="Calibri" w:hAnsi="Calibri"/>
+                <w:b w:val="false"/>
+                <w:bCs w:val="false"/>
+                <w:sz w:val="17"/>
+                <w:szCs w:val="17"/>
+              </w:rPr>
+              <w:t xml:space="preserve">comma list of column names</w:t>
+            </w:r>
+          </w:p>
+        </w:tc>
+        <w:tc>
+          <w:tcPr>
+            <w:tcW w:type="dxa" w:w="2600"/>
+            <w:tcBorders>
+              <w:top w:val="single" w:color="BBBBBB" w:sz="4"/>
+              <w:left w:val="single" w:color="BBBBBB" w:sz="4"/>
+              <w:bottom w:val="single" w:color="BBBBBB" w:sz="4"/>
+              <w:right w:val="single" w:color="BBBBBB" w:sz="4"/>
+            </w:tcBorders>
+            <w:tcMar>
+              <w:top w:type="dxa" w:w="60"/>
+              <w:left w:type="dxa" w:w="90"/>
+              <w:bottom w:type="dxa" w:w="60"/>
+              <w:right w:type="dxa" w:w="90"/>
+            </w:tcMar>
+          </w:tcPr>
+          <w:p>
+            <w:r>
+              <w:rPr>
+                <w:rFonts w:ascii="Calibri" w:cs="Calibri" w:eastAsia="Calibri" w:hAnsi="Calibri"/>
+                <w:b w:val="false"/>
+                <w:bCs w:val="false"/>
+                <w:sz w:val="17"/>
+                <w:szCs w:val="17"/>
+              </w:rPr>
+              <w:t xml:space="preserve">Traits are exactly these columns. binary_traits (0/1) and survival_traits (needs &lt;trait&gt;_time, &lt;trait&gt;_status) pick the model; anything else is quantitative</w:t>
+            </w:r>
+          </w:p>
+        </w:tc>
+      </w:tr>
+      <w:tr>
+        <w:tc>
+          <w:tcPr>
+            <w:tcW w:type="dxa" w:w="1500"/>
+            <w:tcBorders>
+              <w:top w:val="single" w:color="BBBBBB" w:sz="4"/>
+              <w:left w:val="single" w:color="BBBBBB" w:sz="4"/>
+              <w:bottom w:val="single" w:color="BBBBBB" w:sz="4"/>
+              <w:right w:val="single" w:color="BBBBBB" w:sz="4"/>
+            </w:tcBorders>
+            <w:tcMar>
+              <w:top w:type="dxa" w:w="60"/>
+              <w:left w:type="dxa" w:w="90"/>
+              <w:bottom w:type="dxa" w:w="60"/>
+              <w:right w:type="dxa" w:w="90"/>
+            </w:tcMar>
+          </w:tcPr>
+          <w:p>
+            <w:r>
+              <w:rPr>
+                <w:rFonts w:ascii="Calibri" w:cs="Calibri" w:eastAsia="Calibri" w:hAnsi="Calibri"/>
+                <w:b w:val="false"/>
+                <w:bCs w:val="false"/>
+                <w:sz w:val="17"/>
+                <w:szCs w:val="17"/>
+              </w:rPr>
+              <w:t xml:space="preserve">Covariates</w:t>
+            </w:r>
+          </w:p>
+        </w:tc>
+        <w:tc>
+          <w:tcPr>
+            <w:tcW w:type="dxa" w:w="2000"/>
+            <w:tcBorders>
+              <w:top w:val="single" w:color="BBBBBB" w:sz="4"/>
+              <w:left w:val="single" w:color="BBBBBB" w:sz="4"/>
+              <w:bottom w:val="single" w:color="BBBBBB" w:sz="4"/>
+              <w:right w:val="single" w:color="BBBBBB" w:sz="4"/>
+            </w:tcBorders>
+            <w:tcMar>
+              <w:top w:type="dxa" w:w="60"/>
+              <w:left w:type="dxa" w:w="90"/>
+              <w:bottom w:type="dxa" w:w="60"/>
+              <w:right w:type="dxa" w:w="90"/>
+            </w:tcMar>
+          </w:tcPr>
+          <w:p>
+            <w:r>
+              <w:rPr>
+                <w:rFonts w:ascii="Calibri" w:cs="Calibri" w:eastAsia="Calibri" w:hAnsi="Calibri"/>
+                <w:b w:val="false"/>
+                <w:bCs w:val="false"/>
+                <w:sz w:val="17"/>
+                <w:szCs w:val="17"/>
+              </w:rPr>
+              <w:t xml:space="preserve">covariate_cols</w:t>
+            </w:r>
+          </w:p>
+        </w:tc>
+        <w:tc>
+          <w:tcPr>
+            <w:tcW w:type="dxa" w:w="3260"/>
+            <w:tcBorders>
+              <w:top w:val="single" w:color="BBBBBB" w:sz="4"/>
+              <w:left w:val="single" w:color="BBBBBB" w:sz="4"/>
+              <w:bottom w:val="single" w:color="BBBBBB" w:sz="4"/>
+              <w:right w:val="single" w:color="BBBBBB" w:sz="4"/>
+            </w:tcBorders>
+            <w:tcMar>
+              <w:top w:type="dxa" w:w="60"/>
+              <w:left w:type="dxa" w:w="90"/>
+              <w:bottom w:type="dxa" w:w="60"/>
+              <w:right w:type="dxa" w:w="90"/>
+            </w:tcMar>
+          </w:tcPr>
+          <w:p>
+            <w:r>
+              <w:rPr>
+                <w:rFonts w:ascii="Calibri" w:cs="Calibri" w:eastAsia="Calibri" w:hAnsi="Calibri"/>
+                <w:b w:val="false"/>
+                <w:bCs w:val="false"/>
+                <w:sz w:val="17"/>
+                <w:szCs w:val="17"/>
+              </w:rPr>
+              <w:t xml:space="preserve">comma list of column names</w:t>
+            </w:r>
+          </w:p>
+        </w:tc>
+        <w:tc>
+          <w:tcPr>
+            <w:tcW w:type="dxa" w:w="2600"/>
+            <w:tcBorders>
+              <w:top w:val="single" w:color="BBBBBB" w:sz="4"/>
+              <w:left w:val="single" w:color="BBBBBB" w:sz="4"/>
+              <w:bottom w:val="single" w:color="BBBBBB" w:sz="4"/>
+              <w:right w:val="single" w:color="BBBBBB" w:sz="4"/>
+            </w:tcBorders>
+            <w:tcMar>
+              <w:top w:type="dxa" w:w="60"/>
+              <w:left w:type="dxa" w:w="90"/>
+              <w:bottom w:type="dxa" w:w="60"/>
+              <w:right w:type="dxa" w:w="90"/>
+            </w:tcMar>
+          </w:tcPr>
+          <w:p>
+            <w:r>
+              <w:rPr>
+                <w:rFonts w:ascii="Calibri" w:cs="Calibri" w:eastAsia="Calibri" w:hAnsi="Calibri"/>
+                <w:b w:val="false"/>
+                <w:bCs w:val="false"/>
+                <w:sz w:val="17"/>
+                <w:szCs w:val="17"/>
+              </w:rPr>
+              <w:t xml:space="preserve">Covariates are exactly these columns. List PC1..PCn here; with run_pcair = true they are replaced by PC-AiR PCs before any model runs</w:t>
+            </w:r>
+          </w:p>
+        </w:tc>
+      </w:tr>
+      <w:tr>
+        <w:tc>
+          <w:tcPr>
+            <w:tcW w:type="dxa" w:w="1500"/>
+            <w:tcBorders>
+              <w:top w:val="single" w:color="BBBBBB" w:sz="4"/>
+              <w:left w:val="single" w:color="BBBBBB" w:sz="4"/>
+              <w:bottom w:val="single" w:color="BBBBBB" w:sz="4"/>
+              <w:right w:val="single" w:color="BBBBBB" w:sz="4"/>
+            </w:tcBorders>
+            <w:tcMar>
+              <w:top w:type="dxa" w:w="60"/>
+              <w:left w:type="dxa" w:w="90"/>
+              <w:bottom w:type="dxa" w:w="60"/>
+              <w:right w:type="dxa" w:w="90"/>
+            </w:tcMar>
+          </w:tcPr>
+          <w:p>
+            <w:r>
+              <w:rPr>
+                <w:rFonts w:ascii="Calibri" w:cs="Calibri" w:eastAsia="Calibri" w:hAnsi="Calibri"/>
+                <w:b w:val="false"/>
+                <w:bCs w:val="false"/>
+                <w:sz w:val="17"/>
+                <w:szCs w:val="17"/>
+              </w:rPr>
+              <w:t xml:space="preserve">Ancestry labels</w:t>
+            </w:r>
+          </w:p>
+        </w:tc>
+        <w:tc>
+          <w:tcPr>
+            <w:tcW w:type="dxa" w:w="2000"/>
+            <w:tcBorders>
+              <w:top w:val="single" w:color="BBBBBB" w:sz="4"/>
+              <w:left w:val="single" w:color="BBBBBB" w:sz="4"/>
+              <w:bottom w:val="single" w:color="BBBBBB" w:sz="4"/>
+              <w:right w:val="single" w:color="BBBBBB" w:sz="4"/>
+            </w:tcBorders>
+            <w:tcMar>
+              <w:top w:type="dxa" w:w="60"/>
+              <w:left w:type="dxa" w:w="90"/>
+              <w:bottom w:type="dxa" w:w="60"/>
+              <w:right w:type="dxa" w:w="90"/>
+            </w:tcMar>
+          </w:tcPr>
+          <w:p>
+            <w:r>
+              <w:rPr>
+                <w:rFonts w:ascii="Calibri" w:cs="Calibri" w:eastAsia="Calibri" w:hAnsi="Calibri"/>
+                <w:b w:val="false"/>
+                <w:bCs w:val="false"/>
+                <w:sz w:val="17"/>
+                <w:szCs w:val="17"/>
+              </w:rPr>
+              <w:t xml:space="preserve">gxg_ancestry_col (default GRAF_ANC)</w:t>
+            </w:r>
+          </w:p>
+        </w:tc>
+        <w:tc>
+          <w:tcPr>
+            <w:tcW w:type="dxa" w:w="3260"/>
+            <w:tcBorders>
+              <w:top w:val="single" w:color="BBBBBB" w:sz="4"/>
+              <w:left w:val="single" w:color="BBBBBB" w:sz="4"/>
+              <w:bottom w:val="single" w:color="BBBBBB" w:sz="4"/>
+              <w:right w:val="single" w:color="BBBBBB" w:sz="4"/>
+            </w:tcBorders>
+            <w:tcMar>
+              <w:top w:type="dxa" w:w="60"/>
+              <w:left w:type="dxa" w:w="90"/>
+              <w:bottom w:type="dxa" w:w="60"/>
+              <w:right w:type="dxa" w:w="90"/>
+            </w:tcMar>
+          </w:tcPr>
+          <w:p>
+            <w:r>
+              <w:rPr>
+                <w:rFonts w:ascii="Calibri" w:cs="Calibri" w:eastAsia="Calibri" w:hAnsi="Calibri"/>
+                <w:b w:val="false"/>
+                <w:bCs w:val="false"/>
+                <w:sz w:val="17"/>
+                <w:szCs w:val="17"/>
+              </w:rPr>
+              <w:t xml:space="preserve">a column of the phenotype file</w:t>
+            </w:r>
+          </w:p>
+        </w:tc>
+        <w:tc>
+          <w:tcPr>
+            <w:tcW w:type="dxa" w:w="2600"/>
+            <w:tcBorders>
+              <w:top w:val="single" w:color="BBBBBB" w:sz="4"/>
+              <w:left w:val="single" w:color="BBBBBB" w:sz="4"/>
+              <w:bottom w:val="single" w:color="BBBBBB" w:sz="4"/>
+              <w:right w:val="single" w:color="BBBBBB" w:sz="4"/>
+            </w:tcBorders>
+            <w:tcMar>
+              <w:top w:type="dxa" w:w="60"/>
+              <w:left w:type="dxa" w:w="90"/>
+              <w:bottom w:type="dxa" w:w="60"/>
+              <w:right w:type="dxa" w:w="90"/>
+            </w:tcMar>
+          </w:tcPr>
+          <w:p>
+            <w:r>
+              <w:rPr>
+                <w:rFonts w:ascii="Calibri" w:cs="Calibri" w:eastAsia="Calibri" w:hAnsi="Calibri"/>
+                <w:b w:val="false"/>
+                <w:bCs w:val="false"/>
+                <w:sz w:val="17"/>
+                <w:szCs w:val="17"/>
+              </w:rPr>
+              <w:t xml:space="preserve">GRAF-ANC codes or labels; used by GxG and PRS validation to stratify</w:t>
+            </w:r>
+          </w:p>
+        </w:tc>
+      </w:tr>
+      <w:tr>
+        <w:tc>
+          <w:tcPr>
+            <w:tcW w:type="dxa" w:w="1500"/>
+            <w:tcBorders>
+              <w:top w:val="single" w:color="BBBBBB" w:sz="4"/>
+              <w:left w:val="single" w:color="BBBBBB" w:sz="4"/>
+              <w:bottom w:val="single" w:color="BBBBBB" w:sz="4"/>
+              <w:right w:val="single" w:color="BBBBBB" w:sz="4"/>
+            </w:tcBorders>
+            <w:tcMar>
+              <w:top w:type="dxa" w:w="60"/>
+              <w:left w:type="dxa" w:w="90"/>
+              <w:bottom w:type="dxa" w:w="60"/>
+              <w:right w:type="dxa" w:w="90"/>
+            </w:tcMar>
+          </w:tcPr>
+          <w:p>
+            <w:r>
+              <w:rPr>
+                <w:rFonts w:ascii="Calibri" w:cs="Calibri" w:eastAsia="Calibri" w:hAnsi="Calibri"/>
+                <w:b w:val="false"/>
+                <w:bCs w:val="false"/>
+                <w:sz w:val="17"/>
+                <w:szCs w:val="17"/>
+              </w:rPr>
+              <w:t xml:space="preserve">Ancestry calls</w:t>
+            </w:r>
+          </w:p>
+        </w:tc>
+        <w:tc>
+          <w:tcPr>
+            <w:tcW w:type="dxa" w:w="2000"/>
+            <w:tcBorders>
+              <w:top w:val="single" w:color="BBBBBB" w:sz="4"/>
+              <w:left w:val="single" w:color="BBBBBB" w:sz="4"/>
+              <w:bottom w:val="single" w:color="BBBBBB" w:sz="4"/>
+              <w:right w:val="single" w:color="BBBBBB" w:sz="4"/>
+            </w:tcBorders>
+            <w:tcMar>
+              <w:top w:type="dxa" w:w="60"/>
+              <w:left w:type="dxa" w:w="90"/>
+              <w:bottom w:type="dxa" w:w="60"/>
+              <w:right w:type="dxa" w:w="90"/>
+            </w:tcMar>
+          </w:tcPr>
+          <w:p>
+            <w:r>
+              <w:rPr>
+                <w:rFonts w:ascii="Calibri" w:cs="Calibri" w:eastAsia="Calibri" w:hAnsi="Calibri"/>
+                <w:b w:val="false"/>
+                <w:bCs w:val="false"/>
+                <w:sz w:val="17"/>
+                <w:szCs w:val="17"/>
+              </w:rPr>
+              <w:t xml:space="preserve">ancestry_calls_file (when run_ancestry_inference = false)</w:t>
+            </w:r>
+          </w:p>
+        </w:tc>
+        <w:tc>
+          <w:tcPr>
+            <w:tcW w:type="dxa" w:w="3260"/>
+            <w:tcBorders>
+              <w:top w:val="single" w:color="BBBBBB" w:sz="4"/>
+              <w:left w:val="single" w:color="BBBBBB" w:sz="4"/>
+              <w:bottom w:val="single" w:color="BBBBBB" w:sz="4"/>
+              <w:right w:val="single" w:color="BBBBBB" w:sz="4"/>
+            </w:tcBorders>
+            <w:tcMar>
+              <w:top w:type="dxa" w:w="60"/>
+              <w:left w:type="dxa" w:w="90"/>
+              <w:bottom w:type="dxa" w:w="60"/>
+              <w:right w:type="dxa" w:w="90"/>
+            </w:tcMar>
+          </w:tcPr>
+          <w:p>
+            <w:r>
+              <w:rPr>
+                <w:rFonts w:ascii="Calibri" w:cs="Calibri" w:eastAsia="Calibri" w:hAnsi="Calibri"/>
+                <w:b w:val="false"/>
+                <w:bCs w:val="false"/>
+                <w:sz w:val="17"/>
+                <w:szCs w:val="17"/>
+              </w:rPr>
+              <w:t xml:space="preserve">TSV or CSV: sample_id, ancestry (codes or labels)</w:t>
+            </w:r>
+          </w:p>
+        </w:tc>
+        <w:tc>
+          <w:tcPr>
+            <w:tcW w:type="dxa" w:w="2600"/>
+            <w:tcBorders>
+              <w:top w:val="single" w:color="BBBBBB" w:sz="4"/>
+              <w:left w:val="single" w:color="BBBBBB" w:sz="4"/>
+              <w:bottom w:val="single" w:color="BBBBBB" w:sz="4"/>
+              <w:right w:val="single" w:color="BBBBBB" w:sz="4"/>
+            </w:tcBorders>
+            <w:tcMar>
+              <w:top w:type="dxa" w:w="60"/>
+              <w:left w:type="dxa" w:w="90"/>
+              <w:bottom w:type="dxa" w:w="60"/>
+              <w:right w:type="dxa" w:w="90"/>
+            </w:tcMar>
+          </w:tcPr>
+          <w:p>
+            <w:r>
+              <w:rPr>
+                <w:rFonts w:ascii="Calibri" w:cs="Calibri" w:eastAsia="Calibri" w:hAnsi="Calibri"/>
+                <w:b w:val="false"/>
+                <w:bCs w:val="false"/>
+                <w:sz w:val="17"/>
+                <w:szCs w:val="17"/>
+              </w:rPr>
+              <w:t xml:space="preserve">Normalised by ANCESTRY_CALLS_PREPARE; defines the per-ancestry strata (N &gt;= min_ancestry_n)</w:t>
+            </w:r>
+          </w:p>
+        </w:tc>
+      </w:tr>
+      <w:tr>
+        <w:tc>
+          <w:tcPr>
+            <w:tcW w:type="dxa" w:w="1500"/>
+            <w:tcBorders>
+              <w:top w:val="single" w:color="BBBBBB" w:sz="4"/>
+              <w:left w:val="single" w:color="BBBBBB" w:sz="4"/>
+              <w:bottom w:val="single" w:color="BBBBBB" w:sz="4"/>
+              <w:right w:val="single" w:color="BBBBBB" w:sz="4"/>
+            </w:tcBorders>
+            <w:tcMar>
+              <w:top w:type="dxa" w:w="60"/>
+              <w:left w:type="dxa" w:w="90"/>
+              <w:bottom w:type="dxa" w:w="60"/>
+              <w:right w:type="dxa" w:w="90"/>
+            </w:tcMar>
+          </w:tcPr>
+          <w:p>
+            <w:r>
+              <w:rPr>
+                <w:rFonts w:ascii="Calibri" w:cs="Calibri" w:eastAsia="Calibri" w:hAnsi="Calibri"/>
+                <w:b w:val="false"/>
+                <w:bCs w:val="false"/>
+                <w:sz w:val="17"/>
+                <w:szCs w:val="17"/>
+              </w:rPr>
+              <w:t xml:space="preserve">Local ancestry</w:t>
+            </w:r>
+          </w:p>
+        </w:tc>
+        <w:tc>
+          <w:tcPr>
+            <w:tcW w:type="dxa" w:w="2000"/>
+            <w:tcBorders>
+              <w:top w:val="single" w:color="BBBBBB" w:sz="4"/>
+              <w:left w:val="single" w:color="BBBBBB" w:sz="4"/>
+              <w:bottom w:val="single" w:color="BBBBBB" w:sz="4"/>
+              <w:right w:val="single" w:color="BBBBBB" w:sz="4"/>
+            </w:tcBorders>
+            <w:tcMar>
+              <w:top w:type="dxa" w:w="60"/>
+              <w:left w:type="dxa" w:w="90"/>
+              <w:bottom w:type="dxa" w:w="60"/>
+              <w:right w:type="dxa" w:w="90"/>
+            </w:tcMar>
+          </w:tcPr>
+          <w:p>
+            <w:r>
+              <w:rPr>
+                <w:rFonts w:ascii="Calibri" w:cs="Calibri" w:eastAsia="Calibri" w:hAnsi="Calibri"/>
+                <w:b w:val="false"/>
+                <w:bCs w:val="false"/>
+                <w:sz w:val="17"/>
+                <w:szCs w:val="17"/>
+              </w:rPr>
+              <w:t xml:space="preserve">local_ancestry_files</w:t>
+            </w:r>
+          </w:p>
+        </w:tc>
+        <w:tc>
+          <w:tcPr>
+            <w:tcW w:type="dxa" w:w="3260"/>
+            <w:tcBorders>
+              <w:top w:val="single" w:color="BBBBBB" w:sz="4"/>
+              <w:left w:val="single" w:color="BBBBBB" w:sz="4"/>
+              <w:bottom w:val="single" w:color="BBBBBB" w:sz="4"/>
+              <w:right w:val="single" w:color="BBBBBB" w:sz="4"/>
+            </w:tcBorders>
+            <w:tcMar>
+              <w:top w:type="dxa" w:w="60"/>
+              <w:left w:type="dxa" w:w="90"/>
+              <w:bottom w:type="dxa" w:w="60"/>
+              <w:right w:type="dxa" w:w="90"/>
+            </w:tcMar>
+          </w:tcPr>
+          <w:p>
+            <w:r>
+              <w:rPr>
+                <w:rFonts w:ascii="Calibri" w:cs="Calibri" w:eastAsia="Calibri" w:hAnsi="Calibri"/>
+                <w:b w:val="false"/>
+                <w:bCs w:val="false"/>
+                <w:sz w:val="17"/>
+                <w:szCs w:val="17"/>
+              </w:rPr>
+              <w:t xml:space="preserve">glob of RFMix .msp.tsv files</w:t>
+            </w:r>
+          </w:p>
+        </w:tc>
+        <w:tc>
+          <w:tcPr>
+            <w:tcW w:type="dxa" w:w="2600"/>
+            <w:tcBorders>
+              <w:top w:val="single" w:color="BBBBBB" w:sz="4"/>
+              <w:left w:val="single" w:color="BBBBBB" w:sz="4"/>
+              <w:bottom w:val="single" w:color="BBBBBB" w:sz="4"/>
+              <w:right w:val="single" w:color="BBBBBB" w:sz="4"/>
+            </w:tcBorders>
+            <w:tcMar>
+              <w:top w:type="dxa" w:w="60"/>
+              <w:left w:type="dxa" w:w="90"/>
+              <w:bottom w:type="dxa" w:w="60"/>
+              <w:right w:type="dxa" w:w="90"/>
+            </w:tcMar>
+          </w:tcPr>
+          <w:p>
+            <w:r>
+              <w:rPr>
+                <w:rFonts w:ascii="Calibri" w:cs="Calibri" w:eastAsia="Calibri" w:hAnsi="Calibri"/>
+                <w:b w:val="false"/>
+                <w:bCs w:val="false"/>
+                <w:sz w:val="17"/>
+                <w:szCs w:val="17"/>
+              </w:rPr>
+              <w:t xml:space="preserve">Required for Tractor; RFMix / G-Nomix are not bundled</w:t>
+            </w:r>
+          </w:p>
+        </w:tc>
+      </w:tr>
+      <w:tr>
+        <w:tc>
+          <w:tcPr>
+            <w:tcW w:type="dxa" w:w="1500"/>
+            <w:tcBorders>
+              <w:top w:val="single" w:color="BBBBBB" w:sz="4"/>
+              <w:left w:val="single" w:color="BBBBBB" w:sz="4"/>
+              <w:bottom w:val="single" w:color="BBBBBB" w:sz="4"/>
+              <w:right w:val="single" w:color="BBBBBB" w:sz="4"/>
+            </w:tcBorders>
+            <w:tcMar>
+              <w:top w:type="dxa" w:w="60"/>
+              <w:left w:type="dxa" w:w="90"/>
+              <w:bottom w:type="dxa" w:w="60"/>
+              <w:right w:type="dxa" w:w="90"/>
+            </w:tcMar>
+          </w:tcPr>
+          <w:p>
+            <w:r>
+              <w:rPr>
+                <w:rFonts w:ascii="Calibri" w:cs="Calibri" w:eastAsia="Calibri" w:hAnsi="Calibri"/>
+                <w:b w:val="false"/>
+                <w:bCs w:val="false"/>
+                <w:sz w:val="17"/>
+                <w:szCs w:val="17"/>
+              </w:rPr>
+              <w:t xml:space="preserve">Kinship / GRM</w:t>
+            </w:r>
+          </w:p>
+        </w:tc>
+        <w:tc>
+          <w:tcPr>
+            <w:tcW w:type="dxa" w:w="2000"/>
+            <w:tcBorders>
+              <w:top w:val="single" w:color="BBBBBB" w:sz="4"/>
+              <w:left w:val="single" w:color="BBBBBB" w:sz="4"/>
+              <w:bottom w:val="single" w:color="BBBBBB" w:sz="4"/>
+              <w:right w:val="single" w:color="BBBBBB" w:sz="4"/>
+            </w:tcBorders>
+            <w:tcMar>
+              <w:top w:type="dxa" w:w="60"/>
+              <w:left w:type="dxa" w:w="90"/>
+              <w:bottom w:type="dxa" w:w="60"/>
+              <w:right w:type="dxa" w:w="90"/>
+            </w:tcMar>
+          </w:tcPr>
+          <w:p>
+            <w:r>
+              <w:rPr>
+                <w:rFonts w:ascii="Calibri" w:cs="Calibri" w:eastAsia="Calibri" w:hAnsi="Calibri"/>
+                <w:b w:val="false"/>
+                <w:bCs w:val="false"/>
+                <w:sz w:val="17"/>
+                <w:szCs w:val="17"/>
+              </w:rPr>
+              <w:t xml:space="preserve">none needed</w:t>
+            </w:r>
+          </w:p>
+        </w:tc>
+        <w:tc>
+          <w:tcPr>
+            <w:tcW w:type="dxa" w:w="3260"/>
+            <w:tcBorders>
+              <w:top w:val="single" w:color="BBBBBB" w:sz="4"/>
+              <w:left w:val="single" w:color="BBBBBB" w:sz="4"/>
+              <w:bottom w:val="single" w:color="BBBBBB" w:sz="4"/>
+              <w:right w:val="single" w:color="BBBBBB" w:sz="4"/>
+            </w:tcBorders>
+            <w:tcMar>
+              <w:top w:type="dxa" w:w="60"/>
+              <w:left w:type="dxa" w:w="90"/>
+              <w:bottom w:type="dxa" w:w="60"/>
+              <w:right w:type="dxa" w:w="90"/>
+            </w:tcMar>
+          </w:tcPr>
+          <w:p>
+            <w:r>
+              <w:rPr>
+                <w:rFonts w:ascii="Calibri" w:cs="Calibri" w:eastAsia="Calibri" w:hAnsi="Calibri"/>
+                <w:b w:val="false"/>
+                <w:bCs w:val="false"/>
+                <w:sz w:val="17"/>
+                <w:szCs w:val="17"/>
+              </w:rPr>
+              <w:t xml:space="preserve">produced by GENESIS_PCAIR_PCRELATE</w:t>
+            </w:r>
+          </w:p>
+        </w:tc>
+        <w:tc>
+          <w:tcPr>
+            <w:tcW w:type="dxa" w:w="2600"/>
+            <w:tcBorders>
+              <w:top w:val="single" w:color="BBBBBB" w:sz="4"/>
+              <w:left w:val="single" w:color="BBBBBB" w:sz="4"/>
+              <w:bottom w:val="single" w:color="BBBBBB" w:sz="4"/>
+              <w:right w:val="single" w:color="BBBBBB" w:sz="4"/>
+            </w:tcBorders>
+            <w:tcMar>
+              <w:top w:type="dxa" w:w="60"/>
+              <w:left w:type="dxa" w:w="90"/>
+              <w:bottom w:type="dxa" w:w="60"/>
+              <w:right w:type="dxa" w:w="90"/>
+            </w:tcMar>
+          </w:tcPr>
+          <w:p>
+            <w:r>
+              <w:rPr>
+                <w:rFonts w:ascii="Calibri" w:cs="Calibri" w:eastAsia="Calibri" w:hAnsi="Calibri"/>
+                <w:b w:val="false"/>
+                <w:bCs w:val="false"/>
+                <w:sz w:val="17"/>
+                <w:szCs w:val="17"/>
+              </w:rPr>
+              <w:t xml:space="preserve">kinship_matrix is read only when run_pcair = false</w:t>
+            </w:r>
+          </w:p>
+        </w:tc>
+      </w:tr>
+      <w:tr>
+        <w:tc>
+          <w:tcPr>
+            <w:tcW w:type="dxa" w:w="1500"/>
+            <w:tcBorders>
+              <w:top w:val="single" w:color="BBBBBB" w:sz="4"/>
+              <w:left w:val="single" w:color="BBBBBB" w:sz="4"/>
+              <w:bottom w:val="single" w:color="BBBBBB" w:sz="4"/>
+              <w:right w:val="single" w:color="BBBBBB" w:sz="4"/>
+            </w:tcBorders>
+            <w:tcMar>
+              <w:top w:type="dxa" w:w="60"/>
+              <w:left w:type="dxa" w:w="90"/>
+              <w:bottom w:type="dxa" w:w="60"/>
+              <w:right w:type="dxa" w:w="90"/>
+            </w:tcMar>
+          </w:tcPr>
+          <w:p>
+            <w:r>
+              <w:rPr>
+                <w:rFonts w:ascii="Calibri" w:cs="Calibri" w:eastAsia="Calibri" w:hAnsi="Calibri"/>
+                <w:b w:val="false"/>
+                <w:bCs w:val="false"/>
+                <w:sz w:val="17"/>
+                <w:szCs w:val="17"/>
+              </w:rPr>
+              <w:t xml:space="preserve">LD reference</w:t>
+            </w:r>
+          </w:p>
+        </w:tc>
+        <w:tc>
+          <w:tcPr>
+            <w:tcW w:type="dxa" w:w="2000"/>
+            <w:tcBorders>
+              <w:top w:val="single" w:color="BBBBBB" w:sz="4"/>
+              <w:left w:val="single" w:color="BBBBBB" w:sz="4"/>
+              <w:bottom w:val="single" w:color="BBBBBB" w:sz="4"/>
+              <w:right w:val="single" w:color="BBBBBB" w:sz="4"/>
+            </w:tcBorders>
+            <w:tcMar>
+              <w:top w:type="dxa" w:w="60"/>
+              <w:left w:type="dxa" w:w="90"/>
+              <w:bottom w:type="dxa" w:w="60"/>
+              <w:right w:type="dxa" w:w="90"/>
+            </w:tcMar>
+          </w:tcPr>
+          <w:p>
+            <w:r>
+              <w:rPr>
+                <w:rFonts w:ascii="Calibri" w:cs="Calibri" w:eastAsia="Calibri" w:hAnsi="Calibri"/>
+                <w:b w:val="false"/>
+                <w:bCs w:val="false"/>
+                <w:sz w:val="17"/>
+                <w:szCs w:val="17"/>
+              </w:rPr>
+              <w:t xml:space="preserve">ld_reference_dir</w:t>
+            </w:r>
+          </w:p>
+        </w:tc>
+        <w:tc>
+          <w:tcPr>
+            <w:tcW w:type="dxa" w:w="3260"/>
+            <w:tcBorders>
+              <w:top w:val="single" w:color="BBBBBB" w:sz="4"/>
+              <w:left w:val="single" w:color="BBBBBB" w:sz="4"/>
+              <w:bottom w:val="single" w:color="BBBBBB" w:sz="4"/>
+              <w:right w:val="single" w:color="BBBBBB" w:sz="4"/>
+            </w:tcBorders>
+            <w:tcMar>
+              <w:top w:type="dxa" w:w="60"/>
+              <w:left w:type="dxa" w:w="90"/>
+              <w:bottom w:type="dxa" w:w="60"/>
+              <w:right w:type="dxa" w:w="90"/>
+            </w:tcMar>
+          </w:tcPr>
+          <w:p>
+            <w:r>
+              <w:rPr>
+                <w:rFonts w:ascii="Calibri" w:cs="Calibri" w:eastAsia="Calibri" w:hAnsi="Calibri"/>
+                <w:b w:val="false"/>
+                <w:bCs w:val="false"/>
+                <w:sz w:val="17"/>
+                <w:szCs w:val="17"/>
+              </w:rPr>
+              <w:t xml:space="preserve">directory with &lt;ancestry&gt;.bed/bim/fam (cohort-specific from calculate_cohort_ld.R, or a panel)</w:t>
+            </w:r>
+          </w:p>
+        </w:tc>
+        <w:tc>
+          <w:tcPr>
+            <w:tcW w:type="dxa" w:w="2600"/>
+            <w:tcBorders>
+              <w:top w:val="single" w:color="BBBBBB" w:sz="4"/>
+              <w:left w:val="single" w:color="BBBBBB" w:sz="4"/>
+              <w:bottom w:val="single" w:color="BBBBBB" w:sz="4"/>
+              <w:right w:val="single" w:color="BBBBBB" w:sz="4"/>
+            </w:tcBorders>
+            <w:tcMar>
+              <w:top w:type="dxa" w:w="60"/>
+              <w:left w:type="dxa" w:w="90"/>
+              <w:bottom w:type="dxa" w:w="60"/>
+              <w:right w:type="dxa" w:w="90"/>
+            </w:tcMar>
+          </w:tcPr>
+          <w:p>
+            <w:r>
+              <w:rPr>
+                <w:rFonts w:ascii="Calibri" w:cs="Calibri" w:eastAsia="Calibri" w:hAnsi="Calibri"/>
+                <w:b w:val="false"/>
+                <w:bCs w:val="false"/>
+                <w:sz w:val="17"/>
+                <w:szCs w:val="17"/>
+              </w:rPr>
+              <w:t xml:space="preserve">SuSiE-RSS, PRS, colocalization</w:t>
+            </w:r>
+          </w:p>
+        </w:tc>
+      </w:tr>
+      <w:tr>
+        <w:tc>
+          <w:tcPr>
+            <w:tcW w:type="dxa" w:w="1500"/>
+            <w:tcBorders>
+              <w:top w:val="single" w:color="BBBBBB" w:sz="4"/>
+              <w:left w:val="single" w:color="BBBBBB" w:sz="4"/>
+              <w:bottom w:val="single" w:color="BBBBBB" w:sz="4"/>
+              <w:right w:val="single" w:color="BBBBBB" w:sz="4"/>
+            </w:tcBorders>
+            <w:tcMar>
+              <w:top w:type="dxa" w:w="60"/>
+              <w:left w:type="dxa" w:w="90"/>
+              <w:bottom w:type="dxa" w:w="60"/>
+              <w:right w:type="dxa" w:w="90"/>
+            </w:tcMar>
+          </w:tcPr>
+          <w:p>
+            <w:r>
+              <w:rPr>
+                <w:rFonts w:ascii="Calibri" w:cs="Calibri" w:eastAsia="Calibri" w:hAnsi="Calibri"/>
+                <w:b w:val="false"/>
+                <w:bCs w:val="false"/>
+                <w:sz w:val="17"/>
+                <w:szCs w:val="17"/>
+              </w:rPr>
+              <w:t xml:space="preserve">QTL datasets</w:t>
+            </w:r>
+          </w:p>
+        </w:tc>
+        <w:tc>
+          <w:tcPr>
+            <w:tcW w:type="dxa" w:w="2000"/>
+            <w:tcBorders>
+              <w:top w:val="single" w:color="BBBBBB" w:sz="4"/>
+              <w:left w:val="single" w:color="BBBBBB" w:sz="4"/>
+              <w:bottom w:val="single" w:color="BBBBBB" w:sz="4"/>
+              <w:right w:val="single" w:color="BBBBBB" w:sz="4"/>
+            </w:tcBorders>
+            <w:tcMar>
+              <w:top w:type="dxa" w:w="60"/>
+              <w:left w:type="dxa" w:w="90"/>
+              <w:bottom w:type="dxa" w:w="60"/>
+              <w:right w:type="dxa" w:w="90"/>
+            </w:tcMar>
+          </w:tcPr>
+          <w:p>
+            <w:r>
+              <w:rPr>
+                <w:rFonts w:ascii="Calibri" w:cs="Calibri" w:eastAsia="Calibri" w:hAnsi="Calibri"/>
+                <w:b w:val="false"/>
+                <w:bCs w:val="false"/>
+                <w:sz w:val="17"/>
+                <w:szCs w:val="17"/>
+              </w:rPr>
+              <w:t xml:space="preserve">custom_qtl_datasets / eqtl_datasets</w:t>
+            </w:r>
+          </w:p>
+        </w:tc>
+        <w:tc>
+          <w:tcPr>
+            <w:tcW w:type="dxa" w:w="3260"/>
+            <w:tcBorders>
+              <w:top w:val="single" w:color="BBBBBB" w:sz="4"/>
+              <w:left w:val="single" w:color="BBBBBB" w:sz="4"/>
+              <w:bottom w:val="single" w:color="BBBBBB" w:sz="4"/>
+              <w:right w:val="single" w:color="BBBBBB" w:sz="4"/>
+            </w:tcBorders>
+            <w:tcMar>
+              <w:top w:type="dxa" w:w="60"/>
+              <w:left w:type="dxa" w:w="90"/>
+              <w:bottom w:type="dxa" w:w="60"/>
+              <w:right w:type="dxa" w:w="90"/>
+            </w:tcMar>
+          </w:tcPr>
+          <w:p>
+            <w:r>
+              <w:rPr>
+                <w:rFonts w:ascii="Calibri" w:cs="Calibri" w:eastAsia="Calibri" w:hAnsi="Calibri"/>
+                <w:b w:val="false"/>
+                <w:bCs w:val="false"/>
+                <w:sz w:val="17"/>
+                <w:szCs w:val="17"/>
+              </w:rPr>
+              <w:t xml:space="preserve">CSV: name,type,path[,ancestry,tissue]</w:t>
+            </w:r>
+          </w:p>
+        </w:tc>
+        <w:tc>
+          <w:tcPr>
+            <w:tcW w:type="dxa" w:w="2600"/>
+            <w:tcBorders>
+              <w:top w:val="single" w:color="BBBBBB" w:sz="4"/>
+              <w:left w:val="single" w:color="BBBBBB" w:sz="4"/>
+              <w:bottom w:val="single" w:color="BBBBBB" w:sz="4"/>
+              <w:right w:val="single" w:color="BBBBBB" w:sz="4"/>
+            </w:tcBorders>
+            <w:tcMar>
+              <w:top w:type="dxa" w:w="60"/>
+              <w:left w:type="dxa" w:w="90"/>
+              <w:bottom w:type="dxa" w:w="60"/>
+              <w:right w:type="dxa" w:w="90"/>
+            </w:tcMar>
+          </w:tcPr>
+          <w:p>
+            <w:r>
+              <w:rPr>
+                <w:rFonts w:ascii="Calibri" w:cs="Calibri" w:eastAsia="Calibri" w:hAnsi="Calibri"/>
+                <w:b w:val="false"/>
+                <w:bCs w:val="false"/>
+                <w:sz w:val="17"/>
+                <w:szCs w:val="17"/>
+              </w:rPr>
+              <w:t xml:space="preserve">plus the curated megaset via download_qtl_datasets.R</w:t>
+            </w:r>
+          </w:p>
+        </w:tc>
+      </w:tr>
+    </w:tbl>
+    <w:p>
+      <w:pPr>
+        <w:spacing w:after="120"/>
+      </w:pPr>
+      <w:r>
+        <w:t xml:space="preserve">Example phenotype file header: FID  IID  OS_time  OS_status  DFS_time  DFS_status  MRD  age  sex  PC1 ... PC5  GRAF_ANC, with phenotype_cols = OS,DFS,MRD; survival_traits = OS,DFS; binary_traits = MRD; covariate_cols = age,sex,PC1,PC2,PC3,PC4,PC5.</w:t>
+      </w:r>
+    </w:p>
+    <w:p>
+      <w:pPr>
+        <w:sectPr>
+          <w:pgSz w:w="12240" w:h="15840" w:orient="portrait"/>
+          <w:pgMar w:top="1440" w:right="1440" w:bottom="1440" w:left="1440" w:header="708" w:footer="708" w:gutter="0"/>
+          <w:pgNumType/>
+          <w:docGrid w:linePitch="360"/>
+        </w:sectPr>
+      </w:pPr>
+    </w:p>
+    <w:p>
+      <w:pPr>
+        <w:pStyle w:val="Heading1"/>
+        <w:spacing w:after="120" w:before="240"/>
+      </w:pPr>
+      <w:r>
         <w:t xml:space="preserve">1. End-to-end overview</w:t>
       </w:r>
     </w:p>
@@ -65,7 +1416,7 @@
       <w:r>
         <w:drawing>
           <wp:inline distT="0" distB="0" distL="0" distR="0">
-            <wp:extent cx="5724525" cy="6096000"/>
+            <wp:extent cx="5943600" cy="4381500"/>
             <wp:effectExtent t="0" r="0" b="0" l="0"/>
             <wp:docPr id="1" name="" descr="" title=""/>
             <wp:cNvGraphicFramePr>
@@ -90,7 +1441,7 @@
                   <pic:spPr bwMode="auto">
                     <a:xfrm>
                       <a:off x="0" y="0"/>
-                      <a:ext cx="5724525" cy="6096000"/>
+                      <a:ext cx="5943600" cy="4381500"/>
                     </a:xfrm>
                     <a:prstGeom prst="rect">
                       <a:avLst/>
@@ -116,7 +1467,7 @@
           <w:sz w:val="18"/>
           <w:szCs w:val="18"/>
         </w:rPr>
-        <w:t xml:space="preserve">Every trait goes through Tractor-GENESIS (green) as well as the standard per-stratum GWAS, so MRD, DFS and OS are comparable.</w:t>
+        <w:t xml:space="preserve">Every trait goes through Tractor-GENESIS (green) as well as the standard per-stratum GWAS, so MRD, DFS and OS are comparable. PC-AiR PCs and the PC-Relate GRM feed every model.</w:t>
       </w:r>
     </w:p>
     <w:p>
@@ -146,9 +1497,9 @@
       <w:r>
         <w:drawing>
           <wp:inline distT="0" distB="0" distL="0" distR="0">
-            <wp:extent cx="6600825" cy="5143500"/>
+            <wp:extent cx="8229600" cy="3600450"/>
             <wp:effectExtent t="0" r="0" b="0" l="0"/>
-            <wp:docPr id="1" name="" descr="" title=""/>
+            <wp:docPr id="2" name="" descr="" title=""/>
             <wp:cNvGraphicFramePr>
               <a:graphicFrameLocks xmlns:a="http://schemas.openxmlformats.org/drawingml/2006/main" noChangeAspect="1"/>
             </wp:cNvGraphicFramePr>
@@ -171,7 +1522,7 @@
                   <pic:spPr bwMode="auto">
                     <a:xfrm>
                       <a:off x="0" y="0"/>
-                      <a:ext cx="6600825" cy="5143500"/>
+                      <a:ext cx="8229600" cy="3600450"/>
                     </a:xfrm>
                     <a:prstGeom prst="rect">
                       <a:avLst/>
@@ -682,7 +2033,7 @@
                 <w:sz w:val="17"/>
                 <w:szCs w:val="17"/>
               </w:rPr>
-              <w:t xml:space="preserve">PC-AiR PCs (.pcair.pcs.tsv); PC-Relate GRM (.pcrelate.grm.rds); kinship; unrelated set; phenotype with PC1..PCn replaced by PC-AiR PCs</w:t>
+              <w:t xml:space="preserve">PC-AiR PCs; PC-Relate GRM (.pcrelate.grm.rds); kinship; unrelated set; phenotype with PC1..PCn replaced by PC-AiR PCs (FID, IID order kept)</w:t>
             </w:r>
           </w:p>
         </w:tc>
@@ -742,7 +2093,7 @@
                 <w:sz w:val="17"/>
                 <w:szCs w:val="17"/>
               </w:rPr>
-              <w:t xml:space="preserve">ANCESTRY_INFERENCE</w:t>
+              <w:t xml:space="preserve">ANCESTRY_INFERENCE (GRAF-ANC or ancestry_calls_file -&gt; ANCESTRY_CALLS_PREPARE -&gt; ANCESTRY_STRATIFY)</w:t>
             </w:r>
           </w:p>
         </w:tc>
@@ -771,7 +2122,7 @@
                 <w:sz w:val="17"/>
                 <w:szCs w:val="17"/>
               </w:rPr>
-              <w:t xml:space="preserve">QC'd genotypes, GRAF reference, MSP</w:t>
+              <w:t xml:space="preserve">QC'd genotypes; calls file; RFMix MSP files</w:t>
             </w:r>
           </w:p>
         </w:tc>
@@ -800,7 +2151,7 @@
                 <w:sz w:val="17"/>
                 <w:szCs w:val="17"/>
               </w:rPr>
-              <w:t xml:space="preserve">ancestry_calls.tsv; stratified bed/bim/fam per group; local ancestry channel</w:t>
+              <w:t xml:space="preserve">normalised calls (sample_id, ancestry); one bed/bim/fam per ancestry with N &gt;= min_ancestry_n; MSP files attached to every stratum</w:t>
             </w:r>
           </w:p>
         </w:tc>
@@ -889,7 +2240,7 @@
                 <w:sz w:val="17"/>
                 <w:szCs w:val="17"/>
               </w:rPr>
-              <w:t xml:space="preserve">stratified genotypes x trait, phenotype, covariates, kinship</w:t>
+              <w:t xml:space="preserve">stratified genotypes x trait, phenotype, covariates, GRM</w:t>
             </w:r>
           </w:p>
         </w:tc>
@@ -1065,7 +2416,7 @@
                 <w:sz w:val="17"/>
                 <w:szCs w:val="17"/>
               </w:rPr>
-              <w:t xml:space="preserve">TRACTOR_GENESIS</w:t>
+              <w:t xml:space="preserve">TRACTOR_GENESIS, PRS (LA partial), GxG</w:t>
             </w:r>
           </w:p>
         </w:tc>
@@ -1125,7 +2476,7 @@
                 <w:sz w:val="17"/>
                 <w:szCs w:val="17"/>
               </w:rPr>
-              <w:t xml:space="preserve">dosages + hapcounts, phenotype, kinship, covariates; meta.model</w:t>
+              <w:t xml:space="preserve">dosages + hapcounts, phenotype, GRM, covariates; meta.model</w:t>
             </w:r>
           </w:p>
         </w:tc>
@@ -1183,7 +2534,7 @@
                 <w:sz w:val="17"/>
                 <w:szCs w:val="17"/>
               </w:rPr>
-              <w:t xml:space="preserve">META, GxG</w:t>
+              <w:t xml:space="preserve">META, GxG, PRS</w:t>
             </w:r>
           </w:p>
         </w:tc>
@@ -1214,7 +2565,7 @@
                 <w:sz w:val="17"/>
                 <w:szCs w:val="17"/>
               </w:rPr>
-              <w:t xml:space="preserve">META_ANALYSIS</w:t>
+              <w:t xml:space="preserve">META_ANALYSIS (MR_MEGA or META_STRATA = bin/meta_analyze_strata.R)</w:t>
             </w:r>
           </w:p>
         </w:tc>
@@ -1272,7 +2623,7 @@
                 <w:sz w:val="17"/>
                 <w:szCs w:val="17"/>
               </w:rPr>
-              <w:t xml:space="preserve">MR-MEGA results, heterogeneity table. SLURM path: bin/meta_analyze_strata.R -&gt; POOLED.sumstats.gz</w:t>
+              <w:t xml:space="preserve">MR-MEGA results + heterogeneity, or POOLED.sumstats.gz (IVW per ancestry background)</w:t>
             </w:r>
           </w:p>
         </w:tc>
@@ -1332,7 +2683,7 @@
                 <w:sz w:val="17"/>
                 <w:szCs w:val="17"/>
               </w:rPr>
-              <w:t xml:space="preserve">FINE_MAPPING</w:t>
+              <w:t xml:space="preserve">FINE_MAPPING (EXTRACT_REGIONS -&gt; SUSIE_RSS / POLYFUN_SUSIE; MG_FLASH_FM / SUSIE_ME; CREDIBLE_SETS)</w:t>
             </w:r>
           </w:p>
         </w:tc>
@@ -1361,7 +2712,7 @@
                 <w:sz w:val="17"/>
                 <w:szCs w:val="17"/>
               </w:rPr>
-              <w:t xml:space="preserve">filtered sumstats, LD reference or cohort LD</w:t>
+              <w:t xml:space="preserve">filtered sumstats, ld_reference_dir (&lt;ancestry&gt;.bed)</w:t>
             </w:r>
           </w:p>
         </w:tc>
@@ -1390,7 +2741,7 @@
                 <w:sz w:val="17"/>
                 <w:szCs w:val="17"/>
               </w:rPr>
-              <w:t xml:space="preserve">credible sets, PIPs</w:t>
+              <w:t xml:space="preserve">per-region results, PIPs, merged credible sets per trait</w:t>
             </w:r>
           </w:p>
         </w:tc>
@@ -1479,7 +2830,7 @@
                 <w:sz w:val="17"/>
                 <w:szCs w:val="17"/>
               </w:rPr>
-              <w:t xml:space="preserve">every ancestry-stratified GWAS (standard + Tractor-GENESIS) and the meta / POOLED GWAS; QTL megaset pooled by type (curated_qtl_sources.yml via download_qtl_datasets.R, harmonize_qtl.R); optional cohort LD</w:t>
+              <w:t xml:space="preserve">every ancestry-stratified GWAS (standard + Tractor-GENESIS) and the meta / POOLED GWAS; QTL megaset pooled by type; optional cohort LD</w:t>
             </w:r>
           </w:p>
         </w:tc>
@@ -1568,7 +2919,7 @@
                 <w:sz w:val="17"/>
                 <w:szCs w:val="17"/>
               </w:rPr>
-              <w:t xml:space="preserve">HERITABILITY</w:t>
+              <w:t xml:space="preserve">HERITABILITY (LDSC_MUNGE once -&gt; LDSC_H2, LDSC_RG -&gt; H2_COMPARISON)</w:t>
             </w:r>
           </w:p>
         </w:tc>
@@ -1597,7 +2948,7 @@
                 <w:sz w:val="17"/>
                 <w:szCs w:val="17"/>
               </w:rPr>
-              <w:t xml:space="preserve">sumstats, meta results, LD reference</w:t>
+              <w:t xml:space="preserve">sumstats per stratum + POOLED, LD scores</w:t>
             </w:r>
           </w:p>
         </w:tc>
@@ -1626,7 +2977,7 @@
                 <w:sz w:val="17"/>
                 <w:szCs w:val="17"/>
               </w:rPr>
-              <w:t xml:space="preserve">h2 per stratum, local-ancestry h2, genetic correlations</w:t>
+              <w:t xml:space="preserve">h2 per stratum and POOLED, cross-ancestry rg per pair, comparison table</w:t>
             </w:r>
           </w:p>
         </w:tc>
@@ -1715,7 +3066,7 @@
                 <w:sz w:val="17"/>
                 <w:szCs w:val="17"/>
               </w:rPr>
-              <w:t xml:space="preserve">ancestry-specific sumstats per trait, LD reference, full-cohort genotypes, local ancestry, phenotype with PC-AiR PCs; Tractor dosages + Tractor-GENESIS betas for the partial scores</w:t>
+              <w:t xml:space="preserve">ancestry-specific sumstats per trait, LD reference, full-cohort genotypes, local ancestry, phenotype with PC-AiR PCs; Tractor dosages + PRS-CSx weights (or Tractor betas) for the partial scores</w:t>
             </w:r>
           </w:p>
         </w:tc>
@@ -1744,7 +3095,7 @@
                 <w:sz w:val="17"/>
                 <w:szCs w:val="17"/>
               </w:rPr>
-              <w:t xml:space="preserve">per method: weights and .sscore; &lt;trait&gt;.la_partial.scores.tsv (the part of each score carried on EUR / AFR / AMR haplotypes); &lt;trait&gt;.validation.tsv (OVERALL + one row per stratum, AUC / R2 / C-index); prs_comparison.tsv and best_prs.tsv (best overall and per stratum, disparity flags)</w:t>
+              <w:t xml:space="preserve">per method: weights and .sscore; &lt;trait&gt;.la_partial.scores.tsv; &lt;trait&gt;.validation.tsv (OVERALL + per stratum); prs_comparison.tsv, best_prs.tsv</w:t>
             </w:r>
           </w:p>
         </w:tc>
@@ -1804,7 +3155,7 @@
                 <w:sz w:val="17"/>
                 <w:szCs w:val="17"/>
               </w:rPr>
-              <w:t xml:space="preserve">FUNCTIONAL_ANNOT</w:t>
+              <w:t xml:space="preserve">FUNCTIONAL_ANNOT (MAGMA_ANNOTATE -&gt; MAGMA_GENE; ANNOVAR_ANNOTATE; FUNCTIONAL_SUMMARY)</w:t>
             </w:r>
           </w:p>
         </w:tc>
@@ -1833,7 +3184,7 @@
                 <w:sz w:val="17"/>
                 <w:szCs w:val="17"/>
               </w:rPr>
-              <w:t xml:space="preserve">meta or filtered sumstats</w:t>
+              <w:t xml:space="preserve">meta or filtered sumstats, gene.loc, MAGMA LD reference, ANNOVAR db</w:t>
             </w:r>
           </w:p>
         </w:tc>
@@ -1862,7 +3213,7 @@
                 <w:sz w:val="17"/>
                 <w:szCs w:val="17"/>
               </w:rPr>
-              <w:t xml:space="preserve">MAGMA / FUMA / LAVA / FLAMES outputs</w:t>
+              <w:t xml:space="preserve">gene-level results, variant annotations, summary</w:t>
             </w:r>
           </w:p>
         </w:tc>
@@ -2168,9 +3519,9 @@
       <w:r>
         <w:drawing>
           <wp:inline distT="0" distB="0" distL="0" distR="0">
-            <wp:extent cx="8229600" cy="2990850"/>
+            <wp:extent cx="8229600" cy="3438525"/>
             <wp:effectExtent t="0" r="0" b="0" l="0"/>
-            <wp:docPr id="1" name="" descr="" title=""/>
+            <wp:docPr id="3" name="" descr="" title=""/>
             <wp:cNvGraphicFramePr>
               <a:graphicFrameLocks xmlns:a="http://schemas.openxmlformats.org/drawingml/2006/main" noChangeAspect="1"/>
             </wp:cNvGraphicFramePr>
@@ -2193,7 +3544,7 @@
                   <pic:spPr bwMode="auto">
                     <a:xfrm>
                       <a:off x="0" y="0"/>
-                      <a:ext cx="8229600" cy="2990850"/>
+                      <a:ext cx="8229600" cy="3438525"/>
                     </a:xfrm>
                     <a:prstGeom prst="rect">
                       <a:avLst/>
@@ -2249,9 +3600,9 @@
       <w:r>
         <w:drawing>
           <wp:inline distT="0" distB="0" distL="0" distR="0">
-            <wp:extent cx="5619750" cy="7048500"/>
+            <wp:extent cx="5838825" cy="7048500"/>
             <wp:effectExtent t="0" r="0" b="0" l="0"/>
-            <wp:docPr id="1" name="" descr="" title=""/>
+            <wp:docPr id="4" name="" descr="" title=""/>
             <wp:cNvGraphicFramePr>
               <a:graphicFrameLocks xmlns:a="http://schemas.openxmlformats.org/drawingml/2006/main" noChangeAspect="1"/>
             </wp:cNvGraphicFramePr>
@@ -2274,7 +3625,7 @@
                   <pic:spPr bwMode="auto">
                     <a:xfrm>
                       <a:off x="0" y="0"/>
-                      <a:ext cx="5619750" cy="7048500"/>
+                      <a:ext cx="5838825" cy="7048500"/>
                     </a:xfrm>
                     <a:prstGeom prst="rect">
                       <a:avLst/>
@@ -3184,7 +4535,7 @@
                 <w:sz w:val="17"/>
                 <w:szCs w:val="17"/>
               </w:rPr>
-              <w:t xml:space="preserve">min_stratum_n, bin/ancestry_config.R</w:t>
+              <w:t xml:space="preserve">min_ancestry_n, min_stratum_n, bin/ancestry_config.R</w:t>
             </w:r>
           </w:p>
         </w:tc>
@@ -3715,6 +5066,124 @@
                 <w:szCs w:val="17"/>
               </w:rPr>
               <w:t xml:space="preserve"/>
+            </w:r>
+          </w:p>
+        </w:tc>
+      </w:tr>
+      <w:tr>
+        <w:tc>
+          <w:tcPr>
+            <w:tcW w:type="dxa" w:w="1700"/>
+            <w:tcBorders>
+              <w:top w:val="single" w:color="BBBBBB" w:sz="4"/>
+              <w:left w:val="single" w:color="BBBBBB" w:sz="4"/>
+              <w:bottom w:val="single" w:color="BBBBBB" w:sz="4"/>
+              <w:right w:val="single" w:color="BBBBBB" w:sz="4"/>
+            </w:tcBorders>
+            <w:tcMar>
+              <w:top w:type="dxa" w:w="60"/>
+              <w:left w:type="dxa" w:w="90"/>
+              <w:bottom w:type="dxa" w:w="60"/>
+              <w:right w:type="dxa" w:w="90"/>
+            </w:tcMar>
+          </w:tcPr>
+          <w:p>
+            <w:r>
+              <w:rPr>
+                <w:rFonts w:ascii="Calibri" w:cs="Calibri" w:eastAsia="Calibri" w:hAnsi="Calibri"/>
+                <w:b w:val="false"/>
+                <w:bCs w:val="false"/>
+                <w:sz w:val="17"/>
+                <w:szCs w:val="17"/>
+              </w:rPr>
+              <w:t xml:space="preserve">Optional steps</w:t>
+            </w:r>
+          </w:p>
+        </w:tc>
+        <w:tc>
+          <w:tcPr>
+            <w:tcW w:type="dxa" w:w="3000"/>
+            <w:tcBorders>
+              <w:top w:val="single" w:color="BBBBBB" w:sz="4"/>
+              <w:left w:val="single" w:color="BBBBBB" w:sz="4"/>
+              <w:bottom w:val="single" w:color="BBBBBB" w:sz="4"/>
+              <w:right w:val="single" w:color="BBBBBB" w:sz="4"/>
+            </w:tcBorders>
+            <w:tcMar>
+              <w:top w:type="dxa" w:w="60"/>
+              <w:left w:type="dxa" w:w="90"/>
+              <w:bottom w:type="dxa" w:w="60"/>
+              <w:right w:type="dxa" w:w="90"/>
+            </w:tcMar>
+          </w:tcPr>
+          <w:p>
+            <w:r>
+              <w:rPr>
+                <w:rFonts w:ascii="Calibri" w:cs="Calibri" w:eastAsia="Calibri" w:hAnsi="Calibri"/>
+                <w:b w:val="false"/>
+                <w:bCs w:val="false"/>
+                <w:sz w:val="17"/>
+                <w:szCs w:val="17"/>
+              </w:rPr>
+              <w:t xml:space="preserve">meta_method (mr-mega | ivw), within_ancestry_fm (susie | polyfun-susie), h2_method (ldsc), annotation_tools (magma, annovar)</w:t>
+            </w:r>
+          </w:p>
+        </w:tc>
+        <w:tc>
+          <w:tcPr>
+            <w:tcW w:type="dxa" w:w="2560"/>
+            <w:tcBorders>
+              <w:top w:val="single" w:color="BBBBBB" w:sz="4"/>
+              <w:left w:val="single" w:color="BBBBBB" w:sz="4"/>
+              <w:bottom w:val="single" w:color="BBBBBB" w:sz="4"/>
+              <w:right w:val="single" w:color="BBBBBB" w:sz="4"/>
+            </w:tcBorders>
+            <w:tcMar>
+              <w:top w:type="dxa" w:w="60"/>
+              <w:left w:type="dxa" w:w="90"/>
+              <w:bottom w:type="dxa" w:w="60"/>
+              <w:right w:type="dxa" w:w="90"/>
+            </w:tcMar>
+          </w:tcPr>
+          <w:p>
+            <w:r>
+              <w:rPr>
+                <w:rFonts w:ascii="Calibri" w:cs="Calibri" w:eastAsia="Calibri" w:hAnsi="Calibri"/>
+                <w:b w:val="false"/>
+                <w:bCs w:val="false"/>
+                <w:sz w:val="17"/>
+                <w:szCs w:val="17"/>
+              </w:rPr>
+              <w:t xml:space="preserve"/>
+            </w:r>
+          </w:p>
+        </w:tc>
+        <w:tc>
+          <w:tcPr>
+            <w:tcW w:type="dxa" w:w="2100"/>
+            <w:tcBorders>
+              <w:top w:val="single" w:color="BBBBBB" w:sz="4"/>
+              <w:left w:val="single" w:color="BBBBBB" w:sz="4"/>
+              <w:bottom w:val="single" w:color="BBBBBB" w:sz="4"/>
+              <w:right w:val="single" w:color="BBBBBB" w:sz="4"/>
+            </w:tcBorders>
+            <w:tcMar>
+              <w:top w:type="dxa" w:w="60"/>
+              <w:left w:type="dxa" w:w="90"/>
+              <w:bottom w:type="dxa" w:w="60"/>
+              <w:right w:type="dxa" w:w="90"/>
+            </w:tcMar>
+          </w:tcPr>
+          <w:p>
+            <w:r>
+              <w:rPr>
+                <w:rFonts w:ascii="Calibri" w:cs="Calibri" w:eastAsia="Calibri" w:hAnsi="Calibri"/>
+                <w:b w:val="false"/>
+                <w:bCs w:val="false"/>
+                <w:sz w:val="17"/>
+                <w:szCs w:val="17"/>
+              </w:rPr>
+              <w:t xml:space="preserve">other method names raise an explicit error</w:t>
             </w:r>
           </w:p>
         </w:tc>
@@ -3737,9 +5206,9 @@
       <w:r>
         <w:drawing>
           <wp:inline distT="0" distB="0" distL="0" distR="0">
-            <wp:extent cx="3362325" cy="3810000"/>
+            <wp:extent cx="4286250" cy="3810000"/>
             <wp:effectExtent t="0" r="0" b="0" l="0"/>
-            <wp:docPr id="1" name="" descr="" title=""/>
+            <wp:docPr id="5" name="" descr="" title=""/>
             <wp:cNvGraphicFramePr>
               <a:graphicFrameLocks xmlns:a="http://schemas.openxmlformats.org/drawingml/2006/main" noChangeAspect="1"/>
             </wp:cNvGraphicFramePr>
@@ -3762,7 +5231,7 @@
                   <pic:spPr bwMode="auto">
                     <a:xfrm>
                       <a:off x="0" y="0"/>
-                      <a:ext cx="3362325" cy="3810000"/>
+                      <a:ext cx="4286250" cy="3810000"/>
                     </a:xfrm>
                     <a:prstGeom prst="rect">
                       <a:avLst/>
@@ -4271,7 +5740,7 @@
                 <w:sz w:val="17"/>
                 <w:szCs w:val="17"/>
               </w:rPr>
-              <w:t xml:space="preserve">MR-MEGA in Nextflow</w:t>
+              <w:t xml:space="preserve">META_STRATA (meta_method = ivw)</w:t>
             </w:r>
           </w:p>
         </w:tc>
@@ -4685,10 +6154,6 @@
     </w:sectPr>
   </w:body>
 </w:document>
-</file>
-
-<file path=word/comments.xml><?xml version="1.0" encoding="utf-8"?>
-<w:comments xmlns:cx="http://schemas.microsoft.com/office/drawing/2014/chartex" xmlns:cx1="http://schemas.microsoft.com/office/drawing/2015/9/8/chartex" xmlns:cx2="http://schemas.microsoft.com/office/drawing/2015/10/21/chartex" xmlns:cx3="http://schemas.microsoft.com/office/drawing/2016/5/9/chartex" xmlns:cx4="http://schemas.microsoft.com/office/drawing/2016/5/10/chartex" xmlns:cx5="http://schemas.microsoft.com/office/drawing/2016/5/11/chartex" xmlns:cx6="http://schemas.microsoft.com/office/drawing/2016/5/12/chartex" xmlns:cx7="http://schemas.microsoft.com/office/drawing/2016/5/13/chartex" xmlns:cx8="http://schemas.microsoft.com/office/drawing/2016/5/14/chartex" xmlns:mc="http://schemas.openxmlformats.org/markup-compatibility/2006" xmlns:aink="http://schemas.microsoft.com/office/drawing/2016/ink" xmlns:am3d="http://schemas.microsoft.com/office/drawing/2017/model3d" xmlns:o="urn:schemas-microsoft-com:office:office" xmlns:r="http://schemas.openxmlformats.org/officeDocument/2006/relationships" xmlns:m="http://schemas.openxmlformats.org/officeDocument/2006/math" xmlns:v="urn:schemas-microsoft-com:vml" xmlns:wp14="http://schemas.microsoft.com/office/word/2010/wordprocessingDrawing" xmlns:wp="http://schemas.openxmlformats.org/drawingml/2006/wordprocessingDrawing" xmlns:w10="urn:schemas-microsoft-com:office:word" xmlns:w="http://schemas.openxmlformats.org/wordprocessingml/2006/main" xmlns:w14="http://schemas.microsoft.com/office/word/2010/wordml" xmlns:w15="http://schemas.microsoft.com/office/word/2012/wordml" xmlns:w16cex="http://schemas.microsoft.com/office/word/2018/wordml/cex" xmlns:w16cid="http://schemas.microsoft.com/office/word/2016/wordml/cid" xmlns:w16="http://schemas.microsoft.com/office/word/2018/wordml" xmlns:w16sdtdh="http://schemas.microsoft.com/office/word/2020/wordml/sdtdatahash" xmlns:w16se="http://schemas.microsoft.com/office/word/2015/wordml/symex" xmlns:wpg="http://schemas.microsoft.com/office/word/2010/wordprocessingGroup" xmlns:wpi="http://schemas.microsoft.com/office/word/2010/wordprocessingInk" xmlns:wne="http://schemas.microsoft.com/office/word/2006/wordml" xmlns:wps="http://schemas.microsoft.com/office/word/2010/wordprocessingShape"/>
 </file>
 
 <file path=word/endnotes.xml><?xml version="1.0" encoding="utf-8"?>
@@ -4769,7 +6234,7 @@
 <w:numbering xmlns:wpc="http://schemas.microsoft.com/office/word/2010/wordprocessingCanvas" xmlns:mc="http://schemas.openxmlformats.org/markup-compatibility/2006" xmlns:o="urn:schemas-microsoft-com:office:office" xmlns:r="http://schemas.openxmlformats.org/officeDocument/2006/relationships" xmlns:m="http://schemas.openxmlformats.org/officeDocument/2006/math" xmlns:v="urn:schemas-microsoft-com:vml" xmlns:wp14="http://schemas.microsoft.com/office/word/2010/wordprocessingDrawing" xmlns:wp="http://schemas.openxmlformats.org/drawingml/2006/wordprocessingDrawing" xmlns:w10="urn:schemas-microsoft-com:office:word" xmlns:w="http://schemas.openxmlformats.org/wordprocessingml/2006/main" xmlns:w14="http://schemas.microsoft.com/office/word/2010/wordml" xmlns:w15="http://schemas.microsoft.com/office/word/2012/wordml" xmlns:wpg="http://schemas.microsoft.com/office/word/2010/wordprocessingGroup" xmlns:wpi="http://schemas.microsoft.com/office/word/2010/wordprocessingInk" xmlns:wne="http://schemas.microsoft.com/office/word/2006/wordml" xmlns:wps="http://schemas.microsoft.com/office/word/2010/wordprocessingShape" mc:Ignorable="w14 w15 wp14">
   <w:abstractNum w:abstractNumId="1" w15:restartNumberingAfterBreak="0">
     <w:multiLevelType w:val="hybridMultilevel"/>
-    <w:lvl w:ilvl="0" w15:tentative="1">
+    <w:lvl w:ilvl="0" w:tentative="1">
       <w:start w:val="1"/>
       <w:numFmt w:val="bullet"/>
       <w:lvlText w:val="●"/>
@@ -4778,7 +6243,7 @@
         <w:ind w:left="720" w:hanging="360"/>
       </w:pPr>
     </w:lvl>
-    <w:lvl w:ilvl="1" w15:tentative="1">
+    <w:lvl w:ilvl="1" w:tentative="1">
       <w:start w:val="1"/>
       <w:numFmt w:val="bullet"/>
       <w:lvlText w:val="○"/>
@@ -4787,7 +6252,7 @@
         <w:ind w:left="1440" w:hanging="360"/>
       </w:pPr>
     </w:lvl>
-    <w:lvl w:ilvl="2" w15:tentative="1">
+    <w:lvl w:ilvl="2" w:tentative="1">
       <w:start w:val="1"/>
       <w:numFmt w:val="bullet"/>
       <w:lvlText w:val="■"/>
@@ -4796,7 +6261,7 @@
         <w:ind w:left="2160" w:hanging="360"/>
       </w:pPr>
     </w:lvl>
-    <w:lvl w:ilvl="3" w15:tentative="1">
+    <w:lvl w:ilvl="3" w:tentative="1">
       <w:start w:val="1"/>
       <w:numFmt w:val="bullet"/>
       <w:lvlText w:val="●"/>
@@ -4805,7 +6270,7 @@
         <w:ind w:left="2880" w:hanging="360"/>
       </w:pPr>
     </w:lvl>
-    <w:lvl w:ilvl="4" w15:tentative="1">
+    <w:lvl w:ilvl="4" w:tentative="1">
       <w:start w:val="1"/>
       <w:numFmt w:val="bullet"/>
       <w:lvlText w:val="○"/>
@@ -4814,7 +6279,7 @@
         <w:ind w:left="3600" w:hanging="360"/>
       </w:pPr>
     </w:lvl>
-    <w:lvl w:ilvl="5" w15:tentative="1">
+    <w:lvl w:ilvl="5" w:tentative="1">
       <w:start w:val="1"/>
       <w:numFmt w:val="bullet"/>
       <w:lvlText w:val="■"/>
@@ -4823,7 +6288,7 @@
         <w:ind w:left="4320" w:hanging="360"/>
       </w:pPr>
     </w:lvl>
-    <w:lvl w:ilvl="6" w15:tentative="1">
+    <w:lvl w:ilvl="6" w:tentative="1">
       <w:start w:val="1"/>
       <w:numFmt w:val="bullet"/>
       <w:lvlText w:val="●"/>
@@ -4832,7 +6297,7 @@
         <w:ind w:left="5040" w:hanging="360"/>
       </w:pPr>
     </w:lvl>
-    <w:lvl w:ilvl="7" w15:tentative="1">
+    <w:lvl w:ilvl="7" w:tentative="1">
       <w:start w:val="1"/>
       <w:numFmt w:val="bullet"/>
       <w:lvlText w:val="●"/>
@@ -4841,7 +6306,7 @@
         <w:ind w:left="5760" w:hanging="360"/>
       </w:pPr>
     </w:lvl>
-    <w:lvl w:ilvl="8" w15:tentative="1">
+    <w:lvl w:ilvl="8" w:tentative="1">
       <w:start w:val="1"/>
       <w:numFmt w:val="bullet"/>
       <w:lvlText w:val="●"/>
@@ -4853,7 +6318,7 @@
   </w:abstractNum>
   <w:abstractNum w:abstractNumId="2" w15:restartNumberingAfterBreak="0">
     <w:multiLevelType w:val="hybridMultilevel"/>
-    <w:lvl w:ilvl="0" w15:tentative="1">
+    <w:lvl w:ilvl="0" w:tentative="1">
       <w:start w:val="1"/>
       <w:numFmt w:val="bullet"/>
       <w:lvlText w:val="•"/>
@@ -4890,6 +6355,10 @@
     </w:rPrDefault>
     <w:pPrDefault/>
   </w:docDefaults>
+  <w:style w:type="paragraph" w:styleId="Normal" w:default="1">
+    <w:name w:val="Normal"/>
+    <w:qFormat/>
+  </w:style>
   <w:style w:type="paragraph" w:styleId="Title">
     <w:name w:val="Title"/>
     <w:basedOn w:val="Normal"/>
@@ -4898,28 +6367,6 @@
     <w:rPr>
       <w:sz w:val="56"/>
       <w:szCs w:val="56"/>
-    </w:rPr>
-  </w:style>
-  <w:style w:type="paragraph" w:styleId="Heading1">
-    <w:name w:val="Heading 1"/>
-    <w:basedOn w:val="Normal"/>
-    <w:next w:val="Normal"/>
-    <w:qFormat/>
-    <w:rPr>
-      <w:color w:val="2E74B5"/>
-      <w:sz w:val="32"/>
-      <w:szCs w:val="32"/>
-    </w:rPr>
-  </w:style>
-  <w:style w:type="paragraph" w:styleId="Heading2">
-    <w:name w:val="Heading 2"/>
-    <w:basedOn w:val="Normal"/>
-    <w:next w:val="Normal"/>
-    <w:qFormat/>
-    <w:rPr>
-      <w:color w:val="2E74B5"/>
-      <w:sz w:val="26"/>
-      <w:szCs w:val="26"/>
     </w:rPr>
   </w:style>
   <w:style w:type="paragraph" w:styleId="Heading3">
@@ -5098,4 +6545,294 @@
     </w:rPr>
   </w:style>
 </w:styles>
+</file>
+
+<file path=word/theme/theme1.xml><?xml version="1.0" encoding="utf-8"?>
+<a:theme xmlns:a="http://schemas.openxmlformats.org/drawingml/2006/main" name="Office Theme">
+  <a:themeElements>
+    <a:clrScheme name="Office">
+      <a:dk1>
+        <a:sysClr val="windowText" lastClr="000000"/>
+      </a:dk1>
+      <a:lt1>
+        <a:sysClr val="window" lastClr="FFFFFF"/>
+      </a:lt1>
+      <a:dk2>
+        <a:srgbClr val="44546A"/>
+      </a:dk2>
+      <a:lt2>
+        <a:srgbClr val="E7E6E6"/>
+      </a:lt2>
+      <a:accent1>
+        <a:srgbClr val="4472C4"/>
+      </a:accent1>
+      <a:accent2>
+        <a:srgbClr val="ED7D31"/>
+      </a:accent2>
+      <a:accent3>
+        <a:srgbClr val="A5A5A5"/>
+      </a:accent3>
+      <a:accent4>
+        <a:srgbClr val="FFC000"/>
+      </a:accent4>
+      <a:accent5>
+        <a:srgbClr val="5B9BD5"/>
+      </a:accent5>
+      <a:accent6>
+        <a:srgbClr val="70AD47"/>
+      </a:accent6>
+      <a:hlink>
+        <a:srgbClr val="0563C1"/>
+      </a:hlink>
+      <a:folHlink>
+        <a:srgbClr val="954F72"/>
+      </a:folHlink>
+    </a:clrScheme>
+    <a:fontScheme name="Office">
+      <a:majorFont>
+        <a:latin typeface="Calibri Light" panose="020F0302020204030204"/>
+        <a:ea typeface=""/>
+        <a:cs typeface=""/>
+        <a:font script="Jpan" typeface="游ゴシック Light"/>
+        <a:font script="Hang" typeface="맑은 고딕"/>
+        <a:font script="Hans" typeface="等线 Light"/>
+        <a:font script="Hant" typeface="新細明體"/>
+        <a:font script="Arab" typeface="Times New Roman"/>
+        <a:font script="Hebr" typeface="Times New Roman"/>
+        <a:font script="Thai" typeface="Angsana New"/>
+        <a:font script="Ethi" typeface="Nyala"/>
+        <a:font script="Beng" typeface="Vrinda"/>
+        <a:font script="Gujr" typeface="Shruti"/>
+        <a:font script="Khmr" typeface="MoolBoran"/>
+        <a:font script="Knda" typeface="Tunga"/>
+        <a:font script="Guru" typeface="Raavi"/>
+        <a:font script="Cans" typeface="Euphemia"/>
+        <a:font script="Cher" typeface="Plantagenet Cherokee"/>
+        <a:font script="Yiii" typeface="Microsoft Yi Baiti"/>
+        <a:font script="Tibt" typeface="Microsoft Himalaya"/>
+        <a:font script="Thaa" typeface="MV Boli"/>
+        <a:font script="Deva" typeface="Mangal"/>
+        <a:font script="Telu" typeface="Gautami"/>
+        <a:font script="Taml" typeface="Latha"/>
+        <a:font script="Syrc" typeface="Estrangelo Edessa"/>
+        <a:font script="Orya" typeface="Kalinga"/>
+        <a:font script="Mlym" typeface="Kartika"/>
+        <a:font script="Laoo" typeface="DokChampa"/>
+        <a:font script="Sinh" typeface="Iskoola Pota"/>
+        <a:font script="Mong" typeface="Mongolian Baiti"/>
+        <a:font script="Viet" typeface="Times New Roman"/>
+        <a:font script="Uigh" typeface="Microsoft Uighur"/>
+        <a:font script="Geor" typeface="Sylfaen"/>
+        <a:font script="Armn" typeface="Arial"/>
+        <a:font script="Bugi" typeface="Leelawadee UI"/>
+        <a:font script="Bopo" typeface="Microsoft JhengHei"/>
+        <a:font script="Java" typeface="Javanese Text"/>
+        <a:font script="Lisu" typeface="Segoe UI"/>
+        <a:font script="Mymr" typeface="Myanmar Text"/>
+        <a:font script="Nkoo" typeface="Ebrima"/>
+        <a:font script="Olck" typeface="Nirmala UI"/>
+        <a:font script="Osma" typeface="Ebrima"/>
+        <a:font script="Phag" typeface="Phagspa"/>
+        <a:font script="Syrn" typeface="Estrangelo Edessa"/>
+        <a:font script="Syrj" typeface="Estrangelo Edessa"/>
+        <a:font script="Syre" typeface="Estrangelo Edessa"/>
+        <a:font script="Sora" typeface="Nirmala UI"/>
+        <a:font script="Tale" typeface="Microsoft Tai Le"/>
+        <a:font script="Talu" typeface="Microsoft New Tai Lue"/>
+        <a:font script="Tfng" typeface="Ebrima"/>
+      </a:majorFont>
+      <a:minorFont>
+        <a:latin typeface="Calibri" panose="020F0502020204030204"/>
+        <a:ea typeface=""/>
+        <a:cs typeface=""/>
+        <a:font script="Jpan" typeface="游明朝"/>
+        <a:font script="Hang" typeface="맑은 고딕"/>
+        <a:font script="Hans" typeface="等线"/>
+        <a:font script="Hant" typeface="新細明體"/>
+        <a:font script="Arab" typeface="Arial"/>
+        <a:font script="Hebr" typeface="Arial"/>
+        <a:font script="Thai" typeface="Cordia New"/>
+        <a:font script="Ethi" typeface="Nyala"/>
+        <a:font script="Beng" typeface="Vrinda"/>
+        <a:font script="Gujr" typeface="Shruti"/>
+        <a:font script="Khmr" typeface="DaunPenh"/>
+        <a:font script="Knda" typeface="Tunga"/>
+        <a:font script="Guru" typeface="Raavi"/>
+        <a:font script="Cans" typeface="Euphemia"/>
+        <a:font script="Cher" typeface="Plantagenet Cherokee"/>
+        <a:font script="Yiii" typeface="Microsoft Yi Baiti"/>
+        <a:font script="Tibt" typeface="Microsoft Himalaya"/>
+        <a:font script="Thaa" typeface="MV Boli"/>
+        <a:font script="Deva" typeface="Mangal"/>
+        <a:font script="Telu" typeface="Gautami"/>
+        <a:font script="Taml" typeface="Latha"/>
+        <a:font script="Syrc" typeface="Estrangelo Edessa"/>
+        <a:font script="Orya" typeface="Kalinga"/>
+        <a:font script="Mlym" typeface="Kartika"/>
+        <a:font script="Laoo" typeface="DokChampa"/>
+        <a:font script="Sinh" typeface="Iskoola Pota"/>
+        <a:font script="Mong" typeface="Mongolian Baiti"/>
+        <a:font script="Viet" typeface="Arial"/>
+        <a:font script="Uigh" typeface="Microsoft Uighur"/>
+        <a:font script="Geor" typeface="Sylfaen"/>
+        <a:font script="Armn" typeface="Arial"/>
+        <a:font script="Bugi" typeface="Leelawadee UI"/>
+        <a:font script="Bopo" typeface="Microsoft JhengHei"/>
+        <a:font script="Java" typeface="Javanese Text"/>
+        <a:font script="Lisu" typeface="Segoe UI"/>
+        <a:font script="Mymr" typeface="Myanmar Text"/>
+        <a:font script="Nkoo" typeface="Ebrima"/>
+        <a:font script="Olck" typeface="Nirmala UI"/>
+        <a:font script="Osma" typeface="Ebrima"/>
+        <a:font script="Phag" typeface="Phagspa"/>
+        <a:font script="Syrn" typeface="Estrangelo Edessa"/>
+        <a:font script="Syrj" typeface="Estrangelo Edessa"/>
+        <a:font script="Syre" typeface="Estrangelo Edessa"/>
+        <a:font script="Sora" typeface="Nirmala UI"/>
+        <a:font script="Tale" typeface="Microsoft Tai Le"/>
+        <a:font script="Talu" typeface="Microsoft New Tai Lue"/>
+        <a:font script="Tfng" typeface="Ebrima"/>
+      </a:minorFont>
+    </a:fontScheme>
+    <a:fmtScheme name="Office">
+      <a:fillStyleLst>
+        <a:solidFill>
+          <a:schemeClr val="phClr"/>
+        </a:solidFill>
+        <a:gradFill rotWithShape="true">
+          <a:gsLst>
+            <a:gs pos="0">
+              <a:schemeClr val="phClr">
+                <a:lumMod val="110000"/>
+                <a:satMod val="105000"/>
+                <a:tint val="67000"/>
+              </a:schemeClr>
+            </a:gs>
+            <a:gs pos="50000">
+              <a:schemeClr val="phClr">
+                <a:lumMod val="105000"/>
+                <a:satMod val="103000"/>
+                <a:tint val="73000"/>
+              </a:schemeClr>
+            </a:gs>
+            <a:gs pos="100000">
+              <a:schemeClr val="phClr">
+                <a:lumMod val="105000"/>
+                <a:satMod val="109000"/>
+                <a:tint val="81000"/>
+              </a:schemeClr>
+            </a:gs>
+          </a:gsLst>
+          <a:lin ang="5400000" scaled="false"/>
+        </a:gradFill>
+        <a:gradFill rotWithShape="true">
+          <a:gsLst>
+            <a:gs pos="0">
+              <a:schemeClr val="phClr">
+                <a:satMod val="103000"/>
+                <a:lumMod val="102000"/>
+                <a:tint val="94000"/>
+              </a:schemeClr>
+            </a:gs>
+            <a:gs pos="50000">
+              <a:schemeClr val="phClr">
+                <a:satMod val="110000"/>
+                <a:lumMod val="100000"/>
+                <a:shade val="100000"/>
+              </a:schemeClr>
+            </a:gs>
+            <a:gs pos="100000">
+              <a:schemeClr val="phClr">
+                <a:lumMod val="99000"/>
+                <a:satMod val="120000"/>
+                <a:shade val="78000"/>
+              </a:schemeClr>
+            </a:gs>
+          </a:gsLst>
+          <a:lin ang="5400000" scaled="false"/>
+        </a:gradFill>
+      </a:fillStyleLst>
+      <a:lnStyleLst>
+        <a:ln w="6350" cap="flat" cmpd="sng" algn="ctr">
+          <a:solidFill>
+            <a:schemeClr val="phClr"/>
+          </a:solidFill>
+          <a:prstDash val="solid"/>
+          <a:miter lim="800000"/>
+        </a:ln>
+        <a:ln w="12700" cap="flat" cmpd="sng" algn="ctr">
+          <a:solidFill>
+            <a:schemeClr val="phClr"/>
+          </a:solidFill>
+          <a:prstDash val="solid"/>
+          <a:miter lim="800000"/>
+        </a:ln>
+        <a:ln w="19050" cap="flat" cmpd="sng" algn="ctr">
+          <a:solidFill>
+            <a:schemeClr val="phClr"/>
+          </a:solidFill>
+          <a:prstDash val="solid"/>
+          <a:miter lim="800000"/>
+        </a:ln>
+      </a:lnStyleLst>
+      <a:effectStyleLst>
+        <a:effectStyle>
+          <a:effectLst/>
+        </a:effectStyle>
+        <a:effectStyle>
+          <a:effectLst/>
+        </a:effectStyle>
+        <a:effectStyle>
+          <a:effectLst>
+            <a:outerShdw blurRad="57150" dist="19050" dir="5400000" algn="ctr" rotWithShape="false">
+              <a:srgbClr val="000000">
+                <a:alpha val="63000"/>
+              </a:srgbClr>
+            </a:outerShdw>
+          </a:effectLst>
+        </a:effectStyle>
+      </a:effectStyleLst>
+      <a:bgFillStyleLst>
+        <a:solidFill>
+          <a:schemeClr val="phClr"/>
+        </a:solidFill>
+        <a:solidFill>
+          <a:schemeClr val="phClr">
+            <a:tint val="95000"/>
+            <a:satMod val="170000"/>
+          </a:schemeClr>
+        </a:solidFill>
+        <a:gradFill rotWithShape="true">
+          <a:gsLst>
+            <a:gs pos="0">
+              <a:schemeClr val="phClr">
+                <a:tint val="93000"/>
+                <a:satMod val="150000"/>
+                <a:shade val="98000"/>
+                <a:lumMod val="102000"/>
+              </a:schemeClr>
+            </a:gs>
+            <a:gs pos="50000">
+              <a:schemeClr val="phClr">
+                <a:tint val="98000"/>
+                <a:satMod val="130000"/>
+                <a:shade val="90000"/>
+                <a:lumMod val="103000"/>
+              </a:schemeClr>
+            </a:gs>
+            <a:gs pos="100000">
+              <a:schemeClr val="phClr">
+                <a:shade val="63000"/>
+                <a:satMod val="120000"/>
+              </a:schemeClr>
+            </a:gs>
+          </a:gsLst>
+          <a:lin ang="5400000" scaled="false"/>
+        </a:gradFill>
+      </a:bgFillStyleLst>
+    </a:fmtScheme>
+  </a:themeElements>
+  <a:objectDefaults/>
+  <a:extraClrSchemeLst/>
+</a:theme>
 </file>